--- a/kpmg/zpp_forecast_paints/docs/ZFORECAST_Paints_Assumptions_and_Queries.docx
+++ b/kpmg/zpp_forecast_paints/docs/ZFORECAST_Paints_Assumptions_and_Queries.docx
@@ -2,7 +2,7 @@
 <file path=word/document.xml><?xml version="1.0" encoding="utf-8"?>
 <w:document xmlns:w="http://schemas.openxmlformats.org/wordprocessingml/2006/main" xmlns:m="http://schemas.openxmlformats.org/officeDocument/2006/math" xmlns:r="http://schemas.openxmlformats.org/officeDocument/2006/relationships" xmlns:o="urn:schemas-microsoft-com:office:office" xmlns:v="urn:schemas-microsoft-com:vml" xmlns:w10="urn:schemas-microsoft-com:office:word" xmlns:a="http://schemas.openxmlformats.org/drawingml/2006/main" xmlns:pic="http://schemas.openxmlformats.org/drawingml/2006/picture" xmlns:wp="http://schemas.openxmlformats.org/drawingml/2006/wordprocessingDrawing">
   <w:body>
-    <w:bookmarkStart w:id="31" w:name="X7da75ddafbfb32b3e86a6aacedee3e386b28046"/>
+    <w:bookmarkStart w:id="33" w:name="X7da75ddafbfb32b3e86a6aacedee3e386b28046"/>
     <w:p>
       <w:pPr>
         <w:pStyle w:val="Heading1"/>
@@ -16,7 +16,7 @@
         <w:pStyle w:val="FirstParagraph"/>
       </w:pPr>
       <w:r>
-        <w:t xml:space="preserve">Version 1 — raised against</w:t>
+        <w:t xml:space="preserve">Version 2 — raised against</w:t>
       </w:r>
       <w:r>
         <w:t xml:space="preserve"> </w:t>
@@ -28,7 +28,26 @@
         <w:t xml:space="preserve">Forecast_Template-Paints_1.xlsx</w:t>
       </w:r>
       <w:r>
-        <w:t xml:space="preserve">, received 19.10.2026</w:t>
+        <w:t xml:space="preserve">, received 19.10.2026.</w:t>
+      </w:r>
+      <w:r>
+        <w:t xml:space="preserve"> </w:t>
+      </w:r>
+      <w:r>
+        <w:t xml:space="preserve">Version 2 (same day) applies the rule that</w:t>
+      </w:r>
+      <w:r>
+        <w:t xml:space="preserve"> </w:t>
+      </w:r>
+      <w:r>
+        <w:rPr>
+          <w:bCs/>
+          <w:b/>
+        </w:rPr>
+        <w:t xml:space="preserve">no Adhesive program or class is changed</w:t>
+      </w:r>
+      <w:r>
+        <w:t xml:space="preserve">.</w:t>
       </w:r>
     </w:p>
     <w:tbl>
@@ -298,7 +317,7 @@
               <w:jc w:val="left"/>
             </w:pPr>
             <w:r>
-              <w:t xml:space="preserve">Development assumptions for confirmation, open queries for resolution, and the proposed object list for approval</w:t>
+              <w:t xml:space="preserve">Development assumptions for confirmation, open queries for resolution, defects found in the FS, and the proposed object list for approval</w:t>
             </w:r>
           </w:p>
         </w:tc>
@@ -374,7 +393,7 @@
         </w:tc>
       </w:tr>
     </w:tbl>
-    <w:bookmarkStart w:id="20" w:name="Xeb8d4d3b9705bcc23f187a7bfbfa6a4661a18cb"/>
+    <w:bookmarkStart w:id="21" w:name="Xeb8d4d3b9705bcc23f187a7bfbfa6a4661a18cb"/>
     <w:p>
       <w:pPr>
         <w:pStyle w:val="Heading2"/>
@@ -513,127 +532,894 @@
           <w:bCs/>
           <w:b/>
         </w:rPr>
-        <w:t xml:space="preserve">Recommended build:</w:t>
-      </w:r>
-      <w:r>
+        <w:t xml:space="preserve">Standing rule for this build: the Adhesive objects are in functional testing and work.</w:t>
+      </w:r>
+      <w:r>
+        <w:rPr>
+          <w:bCs/>
+          <w:b/>
+        </w:rPr>
         <w:t xml:space="preserve"> </w:t>
       </w:r>
       <w:r>
-        <w:t xml:space="preserve">reuse the eight Adhesive tables, the number range, the</w:t>
+        <w:rPr>
+          <w:bCs/>
+          <w:b/>
+        </w:rPr>
+        <w:t xml:space="preserve">No Adhesive program, class, message or report is edited for Paints.</w:t>
       </w:r>
       <w:r>
         <w:t xml:space="preserve"> </w:t>
       </w:r>
       <w:r>
-        <w:t xml:space="preserve">authorisation object, the calculation engine</w:t>
+        <w:t xml:space="preserve">Paints calls the</w:t>
       </w:r>
       <w:r>
         <w:t xml:space="preserve"> </w:t>
       </w:r>
       <w:r>
-        <w:rPr>
-          <w:rStyle w:val="VerbatimChar"/>
-        </w:rPr>
-        <w:t xml:space="preserve">ZCL_PP_FCST</w:t>
-      </w:r>
-      <w:r>
-        <w:t xml:space="preserve">, the helper class</w:t>
+        <w:t xml:space="preserve">Adhesive engine and reads and writes the Adhesive tables; everything Paints-specific is a</w:t>
       </w:r>
       <w:r>
         <w:t xml:space="preserve"> </w:t>
       </w:r>
       <w:r>
-        <w:rPr>
-          <w:rStyle w:val="VerbatimChar"/>
-        </w:rPr>
-        <w:t xml:space="preserve">ZCL_PP_FCST_UTIL</w:t>
-      </w:r>
-      <w:r>
-        <w:t xml:space="preserve">, the upload program</w:t>
+        <w:t xml:space="preserve">new object. The one DDIC touch that cannot be avoided without a worse design is listed</w:t>
       </w:r>
       <w:r>
         <w:t xml:space="preserve"> </w:t>
       </w:r>
       <w:r>
-        <w:rPr>
-          <w:rStyle w:val="VerbatimChar"/>
-        </w:rPr>
-        <w:t xml:space="preserve">ZPP_FORECAST_UPLOAD</w:t>
-      </w:r>
-      <w:r>
-        <w:t xml:space="preserve"> </w:t>
-      </w:r>
-      <w:r>
-        <w:t xml:space="preserve">and the final report</w:t>
-      </w:r>
-      <w:r>
-        <w:t xml:space="preserve"> </w:t>
-      </w:r>
-      <w:r>
-        <w:rPr>
-          <w:rStyle w:val="VerbatimChar"/>
-        </w:rPr>
-        <w:t xml:space="preserve">ZPP_FORECAST_REPORT</w:t>
-      </w:r>
-      <w:r>
-        <w:t xml:space="preserve">. Add one table with its upload type, one enrichment class that</w:t>
-      </w:r>
-      <w:r>
-        <w:t xml:space="preserve"> </w:t>
-      </w:r>
-      <w:r>
-        <w:t xml:space="preserve">puts the Paints columns on the engine’s output, and one new generation program for</w:t>
-      </w:r>
-      <w:r>
-        <w:t xml:space="preserve"> </w:t>
-      </w:r>
-      <w:r>
-        <w:t xml:space="preserve">Paints. The Adhesive generation program</w:t>
-      </w:r>
-      <w:r>
-        <w:t xml:space="preserve"> </w:t>
-      </w:r>
-      <w:r>
-        <w:rPr>
-          <w:rStyle w:val="VerbatimChar"/>
-        </w:rPr>
-        <w:t xml:space="preserve">ZPP_FORECAST</w:t>
-      </w:r>
-      <w:r>
-        <w:t xml:space="preserve"> </w:t>
-      </w:r>
-      <w:r>
-        <w:t xml:space="preserve">is not touched. This keeps the</w:t>
-      </w:r>
-      <w:r>
-        <w:t xml:space="preserve"> </w:t>
-      </w:r>
-      <w:r>
-        <w:t xml:space="preserve">forecast arithmetic in one place, as Adhesive assumption C45 already requires, and means</w:t>
-      </w:r>
-      <w:r>
-        <w:t xml:space="preserve"> </w:t>
-      </w:r>
-      <w:r>
-        <w:t xml:space="preserve">every fix to the engine reaches both divisions.</w:t>
+        <w:t xml:space="preserve">in 0.1 with its alternative.</w:t>
       </w:r>
     </w:p>
+    <w:bookmarkStart w:id="20" w:name="reuse-decision-object-by-object"/>
+    <w:p>
+      <w:pPr>
+        <w:pStyle w:val="Heading3"/>
+      </w:pPr>
+      <w:r>
+        <w:t xml:space="preserve">0.1 Reuse decision, object by object</w:t>
+      </w:r>
+    </w:p>
+    <w:tbl>
+      <w:tblPr>
+        <w:tblStyle w:val="Table"/>
+        <w:tblW w:type="pct" w:w="5000"/>
+        <w:tblLook w:firstRow="1" w:lastRow="0" w:firstColumn="0" w:lastColumn="0" w:noHBand="0" w:noVBand="0" w:val="0020"/>
+        <w:jc w:val="start"/>
+      </w:tblPr>
+      <w:tblGrid>
+        <w:gridCol w:w="1980"/>
+        <w:gridCol w:w="4096"/>
+        <w:gridCol w:w="1843"/>
+      </w:tblGrid>
+      <w:tr>
+        <w:trPr>
+          <w:tblHeader w:val="true"/>
+        </w:trPr>
+        <w:tc>
+          <w:tcPr/>
+          <w:p>
+            <w:pPr>
+              <w:pStyle w:val="Compact"/>
+              <w:jc w:val="left"/>
+            </w:pPr>
+            <w:r>
+              <w:t xml:space="preserve">Adhesive object</w:t>
+            </w:r>
+          </w:p>
+        </w:tc>
+        <w:tc>
+          <w:tcPr/>
+          <w:p>
+            <w:pPr>
+              <w:pStyle w:val="Compact"/>
+              <w:jc w:val="left"/>
+            </w:pPr>
+            <w:r>
+              <w:t xml:space="preserve">Paints use</w:t>
+            </w:r>
+          </w:p>
+        </w:tc>
+        <w:tc>
+          <w:tcPr/>
+          <w:p>
+            <w:pPr>
+              <w:pStyle w:val="Compact"/>
+              <w:jc w:val="left"/>
+            </w:pPr>
+            <w:r>
+              <w:t xml:space="preserve">Change to the Adhesive object</w:t>
+            </w:r>
+          </w:p>
+        </w:tc>
+      </w:tr>
+      <w:tr>
+        <w:tc>
+          <w:tcPr/>
+          <w:p>
+            <w:pPr>
+              <w:pStyle w:val="Compact"/>
+              <w:jc w:val="left"/>
+            </w:pPr>
+            <w:r>
+              <w:rPr>
+                <w:rStyle w:val="VerbatimChar"/>
+              </w:rPr>
+              <w:t xml:space="preserve">ZPPT_PROD_CAT</w:t>
+            </w:r>
+            <w:r>
+              <w:t xml:space="preserve">,</w:t>
+            </w:r>
+            <w:r>
+              <w:t xml:space="preserve"> </w:t>
+            </w:r>
+            <w:r>
+              <w:rPr>
+                <w:rStyle w:val="VerbatimChar"/>
+              </w:rPr>
+              <w:t xml:space="preserve">ZPPT_MAT_TRACK</w:t>
+            </w:r>
+            <w:r>
+              <w:t xml:space="preserve">,</w:t>
+            </w:r>
+            <w:r>
+              <w:t xml:space="preserve"> </w:t>
+            </w:r>
+            <w:r>
+              <w:rPr>
+                <w:rStyle w:val="VerbatimChar"/>
+              </w:rPr>
+              <w:t xml:space="preserve">ZPPT_MAT_EXCL</w:t>
+            </w:r>
+            <w:r>
+              <w:t xml:space="preserve">,</w:t>
+            </w:r>
+            <w:r>
+              <w:t xml:space="preserve"> </w:t>
+            </w:r>
+            <w:r>
+              <w:rPr>
+                <w:rStyle w:val="VerbatimChar"/>
+              </w:rPr>
+              <w:t xml:space="preserve">ZPPT_SLS_HIST</w:t>
+            </w:r>
+            <w:r>
+              <w:t xml:space="preserve">,</w:t>
+            </w:r>
+            <w:r>
+              <w:t xml:space="preserve"> </w:t>
+            </w:r>
+            <w:r>
+              <w:rPr>
+                <w:rStyle w:val="VerbatimChar"/>
+              </w:rPr>
+              <w:t xml:space="preserve">ZPPT_FCST_CFG</w:t>
+            </w:r>
+          </w:p>
+        </w:tc>
+        <w:tc>
+          <w:tcPr/>
+          <w:p>
+            <w:pPr>
+              <w:pStyle w:val="Compact"/>
+              <w:jc w:val="left"/>
+            </w:pPr>
+            <w:r>
+              <w:t xml:space="preserve">Read and written for Paints plants</w:t>
+            </w:r>
+          </w:p>
+        </w:tc>
+        <w:tc>
+          <w:tcPr/>
+          <w:p>
+            <w:pPr>
+              <w:pStyle w:val="Compact"/>
+              <w:jc w:val="left"/>
+            </w:pPr>
+            <w:r>
+              <w:t xml:space="preserve">None</w:t>
+            </w:r>
+          </w:p>
+        </w:tc>
+      </w:tr>
+      <w:tr>
+        <w:tc>
+          <w:tcPr/>
+          <w:p>
+            <w:pPr>
+              <w:pStyle w:val="Compact"/>
+              <w:jc w:val="left"/>
+            </w:pPr>
+            <w:r>
+              <w:rPr>
+                <w:rStyle w:val="VerbatimChar"/>
+              </w:rPr>
+              <w:t xml:space="preserve">ZPPT_FCST_YR</w:t>
+            </w:r>
+            <w:r>
+              <w:t xml:space="preserve">,</w:t>
+            </w:r>
+            <w:r>
+              <w:t xml:space="preserve"> </w:t>
+            </w:r>
+            <w:r>
+              <w:rPr>
+                <w:rStyle w:val="VerbatimChar"/>
+              </w:rPr>
+              <w:t xml:space="preserve">ZPPT_FCST_QT</w:t>
+            </w:r>
+            <w:r>
+              <w:t xml:space="preserve">,</w:t>
+            </w:r>
+            <w:r>
+              <w:t xml:space="preserve"> </w:t>
+            </w:r>
+            <w:r>
+              <w:rPr>
+                <w:rStyle w:val="VerbatimChar"/>
+              </w:rPr>
+              <w:t xml:space="preserve">ZPPT_FCST_MN</w:t>
+            </w:r>
+          </w:p>
+        </w:tc>
+        <w:tc>
+          <w:tcPr/>
+          <w:p>
+            <w:pPr>
+              <w:pStyle w:val="Compact"/>
+              <w:jc w:val="left"/>
+            </w:pPr>
+            <w:r>
+              <w:t xml:space="preserve">Paints forecasts are saved here, keyed on Paints plants. The new columns are display only, so no field is added</w:t>
+            </w:r>
+          </w:p>
+        </w:tc>
+        <w:tc>
+          <w:tcPr/>
+          <w:p>
+            <w:pPr>
+              <w:pStyle w:val="Compact"/>
+              <w:jc w:val="left"/>
+            </w:pPr>
+            <w:r>
+              <w:t xml:space="preserve">None</w:t>
+            </w:r>
+          </w:p>
+        </w:tc>
+      </w:tr>
+      <w:tr>
+        <w:tc>
+          <w:tcPr/>
+          <w:p>
+            <w:pPr>
+              <w:pStyle w:val="Compact"/>
+              <w:jc w:val="left"/>
+            </w:pPr>
+            <w:r>
+              <w:t xml:space="preserve">Number range</w:t>
+            </w:r>
+            <w:r>
+              <w:t xml:space="preserve"> </w:t>
+            </w:r>
+            <w:r>
+              <w:rPr>
+                <w:rStyle w:val="VerbatimChar"/>
+              </w:rPr>
+              <w:t xml:space="preserve">ZPPFCST</w:t>
+            </w:r>
+          </w:p>
+        </w:tc>
+        <w:tc>
+          <w:tcPr/>
+          <w:p>
+            <w:pPr>
+              <w:pStyle w:val="Compact"/>
+              <w:jc w:val="left"/>
+            </w:pPr>
+            <w:r>
+              <w:t xml:space="preserve">One sequence per financial year for both divisions</w:t>
+            </w:r>
+          </w:p>
+        </w:tc>
+        <w:tc>
+          <w:tcPr/>
+          <w:p>
+            <w:pPr>
+              <w:pStyle w:val="Compact"/>
+              <w:jc w:val="left"/>
+            </w:pPr>
+            <w:r>
+              <w:t xml:space="preserve">None</w:t>
+            </w:r>
+          </w:p>
+        </w:tc>
+      </w:tr>
+      <w:tr>
+        <w:tc>
+          <w:tcPr/>
+          <w:p>
+            <w:pPr>
+              <w:pStyle w:val="Compact"/>
+              <w:jc w:val="left"/>
+            </w:pPr>
+            <w:r>
+              <w:t xml:space="preserve">Auth object</w:t>
+            </w:r>
+            <w:r>
+              <w:t xml:space="preserve"> </w:t>
+            </w:r>
+            <w:r>
+              <w:rPr>
+                <w:rStyle w:val="VerbatimChar"/>
+              </w:rPr>
+              <w:t xml:space="preserve">ZPP_FCST</w:t>
+            </w:r>
+            <w:r>
+              <w:t xml:space="preserve"> </w:t>
+            </w:r>
+            <w:r>
+              <w:t xml:space="preserve">(plant, activity)</w:t>
+            </w:r>
+          </w:p>
+        </w:tc>
+        <w:tc>
+          <w:tcPr/>
+          <w:p>
+            <w:pPr>
+              <w:pStyle w:val="Compact"/>
+              <w:jc w:val="left"/>
+            </w:pPr>
+            <w:r>
+              <w:t xml:space="preserve">Paints plants are authorised with the same object</w:t>
+            </w:r>
+          </w:p>
+        </w:tc>
+        <w:tc>
+          <w:tcPr/>
+          <w:p>
+            <w:pPr>
+              <w:pStyle w:val="Compact"/>
+              <w:jc w:val="left"/>
+            </w:pPr>
+            <w:r>
+              <w:t xml:space="preserve">None</w:t>
+            </w:r>
+          </w:p>
+        </w:tc>
+      </w:tr>
+      <w:tr>
+        <w:tc>
+          <w:tcPr/>
+          <w:p>
+            <w:pPr>
+              <w:pStyle w:val="Compact"/>
+              <w:jc w:val="left"/>
+            </w:pPr>
+            <w:r>
+              <w:t xml:space="preserve">Message class</w:t>
+            </w:r>
+            <w:r>
+              <w:t xml:space="preserve"> </w:t>
+            </w:r>
+            <w:r>
+              <w:rPr>
+                <w:rStyle w:val="VerbatimChar"/>
+              </w:rPr>
+              <w:t xml:space="preserve">ZPP_FCST</w:t>
+            </w:r>
+          </w:p>
+        </w:tc>
+        <w:tc>
+          <w:tcPr/>
+          <w:p>
+            <w:pPr>
+              <w:pStyle w:val="Compact"/>
+              <w:jc w:val="left"/>
+            </w:pPr>
+            <w:r>
+              <w:t xml:space="preserve">Messages 001–026 are read by the new programs</w:t>
+            </w:r>
+          </w:p>
+        </w:tc>
+        <w:tc>
+          <w:tcPr/>
+          <w:p>
+            <w:pPr>
+              <w:pStyle w:val="Compact"/>
+              <w:jc w:val="left"/>
+            </w:pPr>
+            <w:r>
+              <w:t xml:space="preserve">None. Any Paints-only message goes to a new class</w:t>
+            </w:r>
+          </w:p>
+        </w:tc>
+      </w:tr>
+      <w:tr>
+        <w:tc>
+          <w:tcPr/>
+          <w:p>
+            <w:pPr>
+              <w:pStyle w:val="Compact"/>
+              <w:jc w:val="left"/>
+            </w:pPr>
+            <w:r>
+              <w:rPr>
+                <w:rStyle w:val="VerbatimChar"/>
+              </w:rPr>
+              <w:t xml:space="preserve">ZCL_PP_FCST_UTIL</w:t>
+            </w:r>
+          </w:p>
+        </w:tc>
+        <w:tc>
+          <w:tcPr/>
+          <w:p>
+            <w:pPr>
+              <w:pStyle w:val="Compact"/>
+              <w:jc w:val="left"/>
+            </w:pPr>
+            <w:r>
+              <w:t xml:space="preserve">Called as is (financial year, quarter, period, tonnage helpers, authority checks)</w:t>
+            </w:r>
+          </w:p>
+        </w:tc>
+        <w:tc>
+          <w:tcPr/>
+          <w:p>
+            <w:pPr>
+              <w:pStyle w:val="Compact"/>
+              <w:jc w:val="left"/>
+            </w:pPr>
+            <w:r>
+              <w:t xml:space="preserve">None. Note the authority bypass of 07/09/26 is still live in it and Paints inherits it</w:t>
+            </w:r>
+          </w:p>
+        </w:tc>
+      </w:tr>
+      <w:tr>
+        <w:tc>
+          <w:tcPr/>
+          <w:p>
+            <w:pPr>
+              <w:pStyle w:val="Compact"/>
+              <w:jc w:val="left"/>
+            </w:pPr>
+            <w:r>
+              <w:rPr>
+                <w:rStyle w:val="VerbatimChar"/>
+              </w:rPr>
+              <w:t xml:space="preserve">ZCL_PP_FCST</w:t>
+            </w:r>
+          </w:p>
+        </w:tc>
+        <w:tc>
+          <w:tcPr/>
+          <w:p>
+            <w:pPr>
+              <w:pStyle w:val="Compact"/>
+              <w:jc w:val="left"/>
+            </w:pPr>
+            <w:r>
+              <w:t xml:space="preserve">Called as is:</w:t>
+            </w:r>
+            <w:r>
+              <w:t xml:space="preserve"> </w:t>
+            </w:r>
+            <w:r>
+              <w:rPr>
+                <w:rStyle w:val="VerbatimChar"/>
+              </w:rPr>
+              <w:t xml:space="preserve">GENERATE_ANNUAL</w:t>
+            </w:r>
+            <w:r>
+              <w:t xml:space="preserve">,</w:t>
+            </w:r>
+            <w:r>
+              <w:t xml:space="preserve"> </w:t>
+            </w:r>
+            <w:r>
+              <w:rPr>
+                <w:rStyle w:val="VerbatimChar"/>
+              </w:rPr>
+              <w:t xml:space="preserve">GENERATE_QUARTERLY</w:t>
+            </w:r>
+            <w:r>
+              <w:t xml:space="preserve">,</w:t>
+            </w:r>
+            <w:r>
+              <w:t xml:space="preserve"> </w:t>
+            </w:r>
+            <w:r>
+              <w:rPr>
+                <w:rStyle w:val="VerbatimChar"/>
+              </w:rPr>
+              <w:t xml:space="preserve">GENERATE_MONTHLY</w:t>
+            </w:r>
+            <w:r>
+              <w:t xml:space="preserve">,</w:t>
+            </w:r>
+            <w:r>
+              <w:t xml:space="preserve"> </w:t>
+            </w:r>
+            <w:r>
+              <w:rPr>
+                <w:rStyle w:val="VerbatimChar"/>
+              </w:rPr>
+              <w:t xml:space="preserve">SAVE</w:t>
+            </w:r>
+            <w:r>
+              <w:t xml:space="preserve">. Its public row type</w:t>
+            </w:r>
+            <w:r>
+              <w:t xml:space="preserve"> </w:t>
+            </w:r>
+            <w:r>
+              <w:rPr>
+                <w:rStyle w:val="VerbatimChar"/>
+              </w:rPr>
+              <w:t xml:space="preserve">TY_ALV</w:t>
+            </w:r>
+            <w:r>
+              <w:t xml:space="preserve"> </w:t>
+            </w:r>
+            <w:r>
+              <w:t xml:space="preserve">is the base of the Paints row type</w:t>
+            </w:r>
+          </w:p>
+        </w:tc>
+        <w:tc>
+          <w:tcPr/>
+          <w:p>
+            <w:pPr>
+              <w:pStyle w:val="Compact"/>
+              <w:jc w:val="left"/>
+            </w:pPr>
+            <w:r>
+              <w:t xml:space="preserve">None. The A923 price read, which Paints also needs for the annual mode, is private; it is re-implemented in the Paints class rather than opened up</w:t>
+            </w:r>
+          </w:p>
+        </w:tc>
+      </w:tr>
+      <w:tr>
+        <w:tc>
+          <w:tcPr/>
+          <w:p>
+            <w:pPr>
+              <w:pStyle w:val="Compact"/>
+              <w:jc w:val="left"/>
+            </w:pPr>
+            <w:r>
+              <w:rPr>
+                <w:rStyle w:val="VerbatimChar"/>
+              </w:rPr>
+              <w:t xml:space="preserve">ZPP_FORECAST</w:t>
+            </w:r>
+            <w:r>
+              <w:t xml:space="preserve"> </w:t>
+            </w:r>
+            <w:r>
+              <w:t xml:space="preserve">(ZFCST)</w:t>
+            </w:r>
+          </w:p>
+        </w:tc>
+        <w:tc>
+          <w:tcPr/>
+          <w:p>
+            <w:pPr>
+              <w:pStyle w:val="Compact"/>
+              <w:jc w:val="left"/>
+            </w:pPr>
+            <w:r>
+              <w:t xml:space="preserve">Template for the new Paints program. Not used by Paints users</w:t>
+            </w:r>
+          </w:p>
+        </w:tc>
+        <w:tc>
+          <w:tcPr/>
+          <w:p>
+            <w:pPr>
+              <w:pStyle w:val="Compact"/>
+              <w:jc w:val="left"/>
+            </w:pPr>
+            <w:r>
+              <w:t xml:space="preserve">None</w:t>
+            </w:r>
+          </w:p>
+        </w:tc>
+      </w:tr>
+      <w:tr>
+        <w:tc>
+          <w:tcPr/>
+          <w:p>
+            <w:pPr>
+              <w:pStyle w:val="Compact"/>
+              <w:jc w:val="left"/>
+            </w:pPr>
+            <w:r>
+              <w:rPr>
+                <w:rStyle w:val="VerbatimChar"/>
+              </w:rPr>
+              <w:t xml:space="preserve">ZPP_FORECAST_UPLOAD</w:t>
+            </w:r>
+            <w:r>
+              <w:t xml:space="preserve"> </w:t>
+            </w:r>
+            <w:r>
+              <w:t xml:space="preserve">(ZFCST_UPL)</w:t>
+            </w:r>
+          </w:p>
+        </w:tc>
+        <w:tc>
+          <w:tcPr/>
+          <w:p>
+            <w:pPr>
+              <w:pStyle w:val="Compact"/>
+              <w:jc w:val="left"/>
+            </w:pPr>
+            <w:r>
+              <w:t xml:space="preserve">Used by Paints users for tracking, exclusion, legacy history, business forecast (Q and M) and forecast change (Q and M) — six of its eight types.</w:t>
+            </w:r>
+            <w:r>
+              <w:t xml:space="preserve"> </w:t>
+            </w:r>
+            <w:r>
+              <w:rPr>
+                <w:bCs/>
+                <w:b/>
+              </w:rPr>
+              <w:t xml:space="preserve">Not usable</w:t>
+            </w:r>
+            <w:r>
+              <w:t xml:space="preserve"> </w:t>
+            </w:r>
+            <w:r>
+              <w:t xml:space="preserve">for the Paints product category (it refuses any indicator other than MTS or MTO) and has no brand type</w:t>
+            </w:r>
+          </w:p>
+        </w:tc>
+        <w:tc>
+          <w:tcPr/>
+          <w:p>
+            <w:pPr>
+              <w:pStyle w:val="Compact"/>
+              <w:jc w:val="left"/>
+            </w:pPr>
+            <w:r>
+              <w:t xml:space="preserve">None. Those two uploads go into a new Paints upload program</w:t>
+            </w:r>
+          </w:p>
+        </w:tc>
+      </w:tr>
+      <w:tr>
+        <w:tc>
+          <w:tcPr/>
+          <w:p>
+            <w:pPr>
+              <w:pStyle w:val="Compact"/>
+              <w:jc w:val="left"/>
+            </w:pPr>
+            <w:r>
+              <w:rPr>
+                <w:rStyle w:val="VerbatimChar"/>
+              </w:rPr>
+              <w:t xml:space="preserve">ZPP_FORECAST_REPORT</w:t>
+            </w:r>
+            <w:r>
+              <w:t xml:space="preserve"> </w:t>
+            </w:r>
+            <w:r>
+              <w:t xml:space="preserve">(ZFCST_RPT)</w:t>
+            </w:r>
+          </w:p>
+        </w:tc>
+        <w:tc>
+          <w:tcPr/>
+          <w:p>
+            <w:pPr>
+              <w:pStyle w:val="Compact"/>
+              <w:jc w:val="left"/>
+            </w:pPr>
+            <w:r>
+              <w:t xml:space="preserve">Used as is; its columns are a superset of the Paints final report and the Consolidated sheet</w:t>
+            </w:r>
+          </w:p>
+        </w:tc>
+        <w:tc>
+          <w:tcPr/>
+          <w:p>
+            <w:pPr>
+              <w:pStyle w:val="Compact"/>
+              <w:jc w:val="left"/>
+            </w:pPr>
+            <w:r>
+              <w:t xml:space="preserve">None</w:t>
+            </w:r>
+          </w:p>
+        </w:tc>
+      </w:tr>
+      <w:tr>
+        <w:tc>
+          <w:tcPr/>
+          <w:p>
+            <w:pPr>
+              <w:pStyle w:val="Compact"/>
+              <w:jc w:val="left"/>
+            </w:pPr>
+            <w:r>
+              <w:rPr>
+                <w:rStyle w:val="VerbatimChar"/>
+              </w:rPr>
+              <w:t xml:space="preserve">ZDO_MTS_MTO</w:t>
+            </w:r>
+            <w:r>
+              <w:t xml:space="preserve"> </w:t>
+            </w:r>
+            <w:r>
+              <w:t xml:space="preserve">domain</w:t>
+            </w:r>
+          </w:p>
+        </w:tc>
+        <w:tc>
+          <w:tcPr/>
+          <w:p>
+            <w:pPr>
+              <w:pStyle w:val="Compact"/>
+              <w:jc w:val="left"/>
+            </w:pPr>
+            <w:r>
+              <w:t xml:space="preserve">Must carry the two new values DIS and TIN for the category table to hold them</w:t>
+            </w:r>
+          </w:p>
+        </w:tc>
+        <w:tc>
+          <w:tcPr/>
+          <w:p>
+            <w:pPr>
+              <w:pStyle w:val="Compact"/>
+              <w:jc w:val="left"/>
+            </w:pPr>
+            <w:r>
+              <w:rPr>
+                <w:bCs/>
+                <w:b/>
+              </w:rPr>
+              <w:t xml:space="preserve">Fixed values added, length unchanged.</w:t>
+            </w:r>
+            <w:r>
+              <w:t xml:space="preserve"> </w:t>
+            </w:r>
+            <w:r>
+              <w:t xml:space="preserve">DDIC only: no table conversion, no code, Adhesive upload still accepts only MTS and MTO. Alternative with zero touch: a Paints-only indicator field in</w:t>
+            </w:r>
+            <w:r>
+              <w:t xml:space="preserve"> </w:t>
+            </w:r>
+            <w:r>
+              <w:rPr>
+                <w:rStyle w:val="VerbatimChar"/>
+              </w:rPr>
+              <w:t xml:space="preserve">ZPPT_BRAND</w:t>
+            </w:r>
+            <w:r>
+              <w:t xml:space="preserve"> </w:t>
+            </w:r>
+            <w:r>
+              <w:t xml:space="preserve">— rejected because one column would then come from two tables</w:t>
+            </w:r>
+          </w:p>
+        </w:tc>
+      </w:tr>
+      <w:tr>
+        <w:tc>
+          <w:tcPr/>
+          <w:p>
+            <w:pPr>
+              <w:pStyle w:val="Compact"/>
+              <w:jc w:val="left"/>
+            </w:pPr>
+            <w:r>
+              <w:t xml:space="preserve">TVARVC</w:t>
+            </w:r>
+            <w:r>
+              <w:t xml:space="preserve"> </w:t>
+            </w:r>
+            <w:r>
+              <w:rPr>
+                <w:rStyle w:val="VerbatimChar"/>
+              </w:rPr>
+              <w:t xml:space="preserve">ZPP_FORECAST_MTART</w:t>
+            </w:r>
+            <w:r>
+              <w:t xml:space="preserve">, per-plant</w:t>
+            </w:r>
+            <w:r>
+              <w:t xml:space="preserve"> </w:t>
+            </w:r>
+            <w:r>
+              <w:rPr>
+                <w:rStyle w:val="VerbatimChar"/>
+              </w:rPr>
+              <w:t xml:space="preserve">ZPPT_FCST_CFG</w:t>
+            </w:r>
+            <w:r>
+              <w:t xml:space="preserve"> </w:t>
+            </w:r>
+            <w:r>
+              <w:t xml:space="preserve">rows, legacy TVARVC</w:t>
+            </w:r>
+          </w:p>
+        </w:tc>
+        <w:tc>
+          <w:tcPr/>
+          <w:p>
+            <w:pPr>
+              <w:pStyle w:val="Compact"/>
+              <w:jc w:val="left"/>
+            </w:pPr>
+            <w:r>
+              <w:t xml:space="preserve">Configuration. Paints plants need their own</w:t>
+            </w:r>
+            <w:r>
+              <w:t xml:space="preserve"> </w:t>
+            </w:r>
+            <w:r>
+              <w:rPr>
+                <w:rStyle w:val="VerbatimChar"/>
+              </w:rPr>
+              <w:t xml:space="preserve">ZPPT_FCST_CFG</w:t>
+            </w:r>
+            <w:r>
+              <w:t xml:space="preserve"> </w:t>
+            </w:r>
+            <w:r>
+              <w:t xml:space="preserve">rows (sales organisation 4000)</w:t>
+            </w:r>
+          </w:p>
+        </w:tc>
+        <w:tc>
+          <w:tcPr/>
+          <w:p>
+            <w:pPr>
+              <w:pStyle w:val="Compact"/>
+              <w:jc w:val="left"/>
+            </w:pPr>
+            <w:r>
+              <w:t xml:space="preserve">None in code</w:t>
+            </w:r>
+          </w:p>
+        </w:tc>
+      </w:tr>
+    </w:tbl>
     <w:p>
       <w:pPr>
         <w:pStyle w:val="BodyText"/>
       </w:pPr>
       <w:r>
-        <w:t xml:space="preserve">The alternative — a full copy of the class, the program, the upload and the report for</w:t>
+        <w:t xml:space="preserve">What is duplicated as a consequence of the rule, and should be known: the A923 price read</w:t>
       </w:r>
       <w:r>
         <w:t xml:space="preserve"> </w:t>
       </w:r>
       <w:r>
-        <w:t xml:space="preserve">Paints — is about 7,000 lines to maintain twice. Not recommended.</w:t>
+        <w:t xml:space="preserve">(about 30 lines) and the file-reading routines of the upload program (Excel and text</w:t>
+      </w:r>
+      <w:r>
+        <w:t xml:space="preserve"> </w:t>
+      </w:r>
+      <w:r>
+        <w:t xml:space="preserve">reading, template download, roughly 400 lines) exist a second time in the Paints objects.</w:t>
+      </w:r>
+      <w:r>
+        <w:t xml:space="preserve"> </w:t>
+      </w:r>
+      <w:r>
+        <w:t xml:space="preserve">A fix to either on the Adhesive side has to be repeated on the Paints side.</w:t>
       </w:r>
     </w:p>
     <w:bookmarkEnd w:id="20"/>
-    <w:bookmarkStart w:id="21" w:name="mandatory-queries"/>
+    <w:bookmarkEnd w:id="21"/>
+    <w:bookmarkStart w:id="22" w:name="mandatory-queries"/>
     <w:p>
       <w:pPr>
         <w:pStyle w:val="Heading2"/>
@@ -1013,7 +1799,7 @@
               <w:t xml:space="preserve"> </w:t>
             </w:r>
             <w:r>
-              <w:t xml:space="preserve">(Tinting) to the same domain — no table conversion, the category upload accepts the two new codes. Please confirm the codes and give the long text of</w:t>
+              <w:t xml:space="preserve">(Tinting) to the same domain — no table conversion, no code change on the Adhesive side; Paints maintains its categories through the Paints upload. Please confirm the codes and give the long text of</w:t>
             </w:r>
             <w:r>
               <w:t xml:space="preserve"> </w:t>
@@ -1061,7 +1847,7 @@
               <w:jc w:val="left"/>
             </w:pPr>
             <w:r>
-              <w:t xml:space="preserve">Category upload validation, ALV display, four shared tables</w:t>
+              <w:t xml:space="preserve">Category upload (Paints), ALV display, four shared tables</w:t>
             </w:r>
           </w:p>
         </w:tc>
@@ -1381,7 +2167,7 @@
               <w:t xml:space="preserve">BUS_FCST_ADD1/2/3</w:t>
             </w:r>
             <w:r>
-              <w:t xml:space="preserve">, a Month column on the quarterly change upload (1, 2 or 3 within the quarter). Please confirm Paints follows the same rule</w:t>
+              <w:t xml:space="preserve">, a Month column on the quarterly change upload (1, 2 or 3 within the quarter). Paints uses the shared change upload, so it follows the same rule — please confirm</w:t>
             </w:r>
           </w:p>
         </w:tc>
@@ -1477,8 +2263,8 @@
         </w:tc>
       </w:tr>
     </w:tbl>
-    <w:bookmarkEnd w:id="21"/>
-    <w:bookmarkStart w:id="25" w:name="assumptions"/>
+    <w:bookmarkEnd w:id="22"/>
+    <w:bookmarkStart w:id="26" w:name="assumptions"/>
     <w:p>
       <w:pPr>
         <w:pStyle w:val="Heading2"/>
@@ -1546,7 +2332,7 @@
         <w:t xml:space="preserve">carry over unless a row below says otherwise.</w:t>
       </w:r>
     </w:p>
-    <w:bookmarkStart w:id="22" w:name="scope-and-object-identity"/>
+    <w:bookmarkStart w:id="23" w:name="scope-and-object-identity"/>
     <w:p>
       <w:pPr>
         <w:pStyle w:val="Heading3"/>
@@ -1666,56 +2452,7 @@
               <w:t xml:space="preserve">ZFCST_PAINTS</w:t>
             </w:r>
             <w:r>
-              <w:t xml:space="preserve">) with the three radio-button modes. The Adhesive program</w:t>
-            </w:r>
-            <w:r>
-              <w:t xml:space="preserve"> </w:t>
-            </w:r>
-            <w:r>
-              <w:rPr>
-                <w:rStyle w:val="VerbatimChar"/>
-              </w:rPr>
-              <w:t xml:space="preserve">ZPP_FORECAST</w:t>
-            </w:r>
-            <w:r>
-              <w:t xml:space="preserve"> </w:t>
-            </w:r>
-            <w:r>
-              <w:t xml:space="preserve">(ZFCST) is not changed</w:t>
-            </w:r>
-          </w:p>
-        </w:tc>
-        <w:tc>
-          <w:tcPr/>
-          <w:p>
-            <w:pPr>
-              <w:pStyle w:val="Compact"/>
-            </w:pPr>
-          </w:p>
-        </w:tc>
-      </w:tr>
-      <w:tr>
-        <w:tc>
-          <w:tcPr/>
-          <w:p>
-            <w:pPr>
-              <w:pStyle w:val="Compact"/>
-              <w:jc w:val="left"/>
-            </w:pPr>
-            <w:r>
-              <w:t xml:space="preserve">P02</w:t>
-            </w:r>
-          </w:p>
-        </w:tc>
-        <w:tc>
-          <w:tcPr/>
-          <w:p>
-            <w:pPr>
-              <w:pStyle w:val="Compact"/>
-              <w:jc w:val="left"/>
-            </w:pPr>
-            <w:r>
-              <w:t xml:space="preserve">Paints</w:t>
+              <w:t xml:space="preserve">) with the three radio-button modes, and a</w:t>
             </w:r>
             <w:r>
               <w:t xml:space="preserve"> </w:t>
@@ -1725,13 +2462,84 @@
                 <w:bCs/>
                 <w:b/>
               </w:rPr>
+              <w:t xml:space="preserve">new upload program</w:t>
+            </w:r>
+            <w:r>
+              <w:t xml:space="preserve"> </w:t>
+            </w:r>
+            <w:r>
+              <w:rPr>
+                <w:rStyle w:val="VerbatimChar"/>
+              </w:rPr>
+              <w:t xml:space="preserve">ZPP_FORECAST_PAINTS_UPL</w:t>
+            </w:r>
+            <w:r>
+              <w:t xml:space="preserve"> </w:t>
+            </w:r>
+            <w:r>
+              <w:t xml:space="preserve">(transaction</w:t>
+            </w:r>
+            <w:r>
+              <w:t xml:space="preserve"> </w:t>
+            </w:r>
+            <w:r>
+              <w:rPr>
+                <w:rStyle w:val="VerbatimChar"/>
+              </w:rPr>
+              <w:t xml:space="preserve">ZFCST_PAINTS_UPL</w:t>
+            </w:r>
+            <w:r>
+              <w:t xml:space="preserve">) for the two uploads the shared one cannot take: product category with the four indicator values, and brand. The Adhesive programs are not changed</w:t>
+            </w:r>
+          </w:p>
+        </w:tc>
+        <w:tc>
+          <w:tcPr/>
+          <w:p>
+            <w:pPr>
+              <w:pStyle w:val="Compact"/>
+            </w:pPr>
+          </w:p>
+        </w:tc>
+      </w:tr>
+      <w:tr>
+        <w:tc>
+          <w:tcPr/>
+          <w:p>
+            <w:pPr>
+              <w:pStyle w:val="Compact"/>
+              <w:jc w:val="left"/>
+            </w:pPr>
+            <w:r>
+              <w:t xml:space="preserve">P02</w:t>
+            </w:r>
+          </w:p>
+        </w:tc>
+        <w:tc>
+          <w:tcPr/>
+          <w:p>
+            <w:pPr>
+              <w:pStyle w:val="Compact"/>
+              <w:jc w:val="left"/>
+            </w:pPr>
+            <w:r>
+              <w:t xml:space="preserve">Paints</w:t>
+            </w:r>
+            <w:r>
+              <w:t xml:space="preserve"> </w:t>
+            </w:r>
+            <w:r>
+              <w:rPr>
+                <w:bCs/>
+                <w:b/>
+              </w:rPr>
               <w:t xml:space="preserve">shares</w:t>
             </w:r>
             <w:r>
               <w:t xml:space="preserve"> </w:t>
             </w:r>
             <w:r>
-              <w:t xml:space="preserve">with Adhesive: the eight tables, number range</w:t>
+              <w:t xml:space="preserve">with Adhesive, unchanged: the eight tables, number range</w:t>
             </w:r>
             <w:r>
               <w:t xml:space="preserve"> </w:t>
@@ -1809,7 +2617,7 @@
               <w:t xml:space="preserve"> </w:t>
             </w:r>
             <w:r>
-              <w:t xml:space="preserve">(which gains the brand upload) and the final report</w:t>
+              <w:t xml:space="preserve">for tracking, exclusion, legacy history, business forecast and forecast change, and the final report</w:t>
             </w:r>
             <w:r>
               <w:t xml:space="preserve"> </w:t>
@@ -1937,7 +2745,7 @@
               <w:t xml:space="preserve"> </w:t>
             </w:r>
             <w:r>
-              <w:t xml:space="preserve">is the existing legacy sales-history upload: one row per plant, material and year, three years are three rows. No new table</w:t>
+              <w:t xml:space="preserve">is the existing legacy sales-history upload: one row per plant, material and year, three years are three rows. No new table, and only the previous year is read by the arithmetic, as on Adhesive</w:t>
             </w:r>
           </w:p>
         </w:tc>
@@ -1985,8 +2793,8 @@
         </w:tc>
       </w:tr>
     </w:tbl>
-    <w:bookmarkEnd w:id="22"/>
-    <w:bookmarkStart w:id="23" w:name="new-columns"/>
+    <w:bookmarkEnd w:id="23"/>
+    <w:bookmarkStart w:id="24" w:name="new-columns"/>
     <w:p>
       <w:pPr>
         <w:pStyle w:val="Heading3"/>
@@ -2244,7 +3052,7 @@
               <w:jc w:val="left"/>
             </w:pPr>
             <w:r>
-              <w:t xml:space="preserve">DPL (dealer price) is the Adhesive price logic unchanged:</w:t>
+              <w:t xml:space="preserve">DPL (dealer price) is the Adhesive price rule unchanged:</w:t>
             </w:r>
             <w:r>
               <w:t xml:space="preserve"> </w:t>
@@ -2283,7 +3091,7 @@
               <w:t xml:space="preserve">KONP-KBETR</w:t>
             </w:r>
             <w:r>
-              <w:t xml:space="preserve">. It is also read for the</w:t>
+              <w:t xml:space="preserve">. Quarterly and monthly rows already carry it from the engine; for the</w:t>
             </w:r>
             <w:r>
               <w:t xml:space="preserve"> </w:t>
@@ -2299,7 +3107,7 @@
               <w:t xml:space="preserve"> </w:t>
             </w:r>
             <w:r>
-              <w:t xml:space="preserve">mode, which on Adhesive carries no price. See query Q1 on the condition table</w:t>
+              <w:t xml:space="preserve">mode, which on Adhesive carries no price, the same read is implemented again in the Paints class. See query Q1 on the condition table</w:t>
             </w:r>
           </w:p>
         </w:tc>
@@ -2458,7 +3266,7 @@
               <w:t xml:space="preserve">Tonnage = forecast quantity × gross weight ÷ 1000</w:t>
             </w:r>
             <w:r>
-              <w:t xml:space="preserve">, so a gross weight in KG gives tonnes. This replaces, for Paints only, the Adhesive tonnage (quantity × net weight, no division). The quarterly save stores the Paints tonnage in the same</w:t>
+              <w:t xml:space="preserve">, so a gross weight in KG gives tonnes. This replaces, for Paints only, the Adhesive tonnage (quantity × net weight, no division). The Paints program overwrites the engine’s tonnage before display and save, so the quarterly save stores the Paints tonnage in the same</w:t>
             </w:r>
             <w:r>
               <w:t xml:space="preserve"> </w:t>
@@ -2890,7 +3698,7 @@
               <w:jc w:val="left"/>
             </w:pPr>
             <w:r>
-              <w:t xml:space="preserve">MSL is an Adhesive-only column. The Paints monthly list does not show it. Because the monthly business-forecast upload is shared, an MSL value uploaded for a Paints plant is still stored and added into the monthly total by the engine</w:t>
+              <w:t xml:space="preserve">MSL is an Adhesive-only column. The Paints monthly list does not show it. Because the monthly business-forecast upload is shared, an MSL value uploaded for a Paints plant is still stored and added into the monthly total by the engine; Paints users leave column 6 of that template blank</w:t>
             </w:r>
           </w:p>
         </w:tc>
@@ -2904,8 +3712,8 @@
         </w:tc>
       </w:tr>
     </w:tbl>
-    <w:bookmarkEnd w:id="23"/>
-    <w:bookmarkStart w:id="24" w:name="selection-screens-uploads-save-report"/>
+    <w:bookmarkEnd w:id="24"/>
+    <w:bookmarkStart w:id="25" w:name="selection-screens-uploads-save-report"/>
     <w:p>
       <w:pPr>
         <w:pStyle w:val="Heading3"/>
@@ -3040,7 +3848,7 @@
               <w:jc w:val="left"/>
             </w:pPr>
             <w:r>
-              <w:t xml:space="preserve">Paints users download and use the</w:t>
+              <w:t xml:space="preserve">For the six shared upload types Paints users download and use the</w:t>
             </w:r>
             <w:r>
               <w:t xml:space="preserve"> </w:t>
@@ -3050,10 +3858,13 @@
                 <w:bCs/>
                 <w:b/>
               </w:rPr>
-              <w:t xml:space="preserve">shared upload templates</w:t>
-            </w:r>
-            <w:r>
-              <w:t xml:space="preserve">. The column order in the FS (plant before material on Sheet1, material before plant on the quarter sheet) is not followed; the downloaded template is authoritative</w:t>
+              <w:t xml:space="preserve">shared templates</w:t>
+            </w:r>
+            <w:r>
+              <w:t xml:space="preserve"> </w:t>
+            </w:r>
+            <w:r>
+              <w:t xml:space="preserve">from ZFCST_UPL. The column order in the FS (plant before material on Sheet1, material before plant on the quarter sheet) is not followed; the downloaded template is authoritative</w:t>
             </w:r>
           </w:p>
         </w:tc>
@@ -3087,154 +3898,7 @@
               <w:jc w:val="left"/>
             </w:pPr>
             <w:r>
-              <w:t xml:space="preserve">Brand upload: columns Plant, Material, Brand; plant and material checked against MARC; an existing plant and material is overwritten, a new one inserted — the same rules as the exclusion upload. It is the ninth radio button of</w:t>
-            </w:r>
-            <w:r>
-              <w:t xml:space="preserve"> </w:t>
-            </w:r>
-            <w:r>
-              <w:rPr>
-                <w:rStyle w:val="VerbatimChar"/>
-              </w:rPr>
-              <w:t xml:space="preserve">ZPP_FORECAST_UPLOAD</w:t>
-            </w:r>
-            <w:r>
-              <w:t xml:space="preserve"> </w:t>
-            </w:r>
-            <w:r>
-              <w:t xml:space="preserve">with its own template button</w:t>
-            </w:r>
-          </w:p>
-        </w:tc>
-        <w:tc>
-          <w:tcPr/>
-          <w:p>
-            <w:pPr>
-              <w:pStyle w:val="Compact"/>
-            </w:pPr>
-          </w:p>
-        </w:tc>
-      </w:tr>
-      <w:tr>
-        <w:tc>
-          <w:tcPr/>
-          <w:p>
-            <w:pPr>
-              <w:pStyle w:val="Compact"/>
-              <w:jc w:val="left"/>
-            </w:pPr>
-            <w:r>
-              <w:t xml:space="preserve">P22</w:t>
-            </w:r>
-          </w:p>
-        </w:tc>
-        <w:tc>
-          <w:tcPr/>
-          <w:p>
-            <w:pPr>
-              <w:pStyle w:val="Compact"/>
-              <w:jc w:val="left"/>
-            </w:pPr>
-            <w:r>
-              <w:t xml:space="preserve">The category upload accepts the four indicator values of M3; the MTS / MTO column on every list shows the code</w:t>
-            </w:r>
-          </w:p>
-        </w:tc>
-        <w:tc>
-          <w:tcPr/>
-          <w:p>
-            <w:pPr>
-              <w:pStyle w:val="Compact"/>
-            </w:pPr>
-          </w:p>
-        </w:tc>
-      </w:tr>
-      <w:tr>
-        <w:tc>
-          <w:tcPr/>
-          <w:p>
-            <w:pPr>
-              <w:pStyle w:val="Compact"/>
-              <w:jc w:val="left"/>
-            </w:pPr>
-            <w:r>
-              <w:t xml:space="preserve">P23</w:t>
-            </w:r>
-          </w:p>
-        </w:tc>
-        <w:tc>
-          <w:tcPr/>
-          <w:p>
-            <w:pPr>
-              <w:pStyle w:val="Compact"/>
-              <w:jc w:val="left"/>
-            </w:pPr>
-            <w:r>
-              <w:t xml:space="preserve">Save behaviour is the Adhesive one in all three modes:</w:t>
-            </w:r>
-            <w:r>
-              <w:t xml:space="preserve"> </w:t>
-            </w:r>
-            <w:r>
-              <w:rPr>
-                <w:rStyle w:val="VerbatimChar"/>
-              </w:rPr>
-              <w:t xml:space="preserve">ZCL_PP_FCST=&gt;SAVE</w:t>
-            </w:r>
-            <w:r>
-              <w:t xml:space="preserve"> </w:t>
-            </w:r>
-            <w:r>
-              <w:t xml:space="preserve">on the selected rows, one forecast number per plant, material and financial year across the three tables</w:t>
-            </w:r>
-          </w:p>
-        </w:tc>
-        <w:tc>
-          <w:tcPr/>
-          <w:p>
-            <w:pPr>
-              <w:pStyle w:val="Compact"/>
-            </w:pPr>
-          </w:p>
-        </w:tc>
-      </w:tr>
-      <w:tr>
-        <w:tc>
-          <w:tcPr/>
-          <w:p>
-            <w:pPr>
-              <w:pStyle w:val="Compact"/>
-              <w:jc w:val="left"/>
-            </w:pPr>
-            <w:r>
-              <w:t xml:space="preserve">P24</w:t>
-            </w:r>
-          </w:p>
-        </w:tc>
-        <w:tc>
-          <w:tcPr/>
-          <w:p>
-            <w:pPr>
-              <w:pStyle w:val="Compact"/>
-              <w:jc w:val="left"/>
-            </w:pPr>
-            <w:r>
-              <w:t xml:space="preserve">The final report is</w:t>
-            </w:r>
-            <w:r>
-              <w:t xml:space="preserve"> </w:t>
-            </w:r>
-            <w:r>
-              <w:rPr>
-                <w:rStyle w:val="VerbatimChar"/>
-              </w:rPr>
-              <w:t xml:space="preserve">ZPP_FORECAST_REPORT</w:t>
-            </w:r>
-            <w:r>
-              <w:t xml:space="preserve"> </w:t>
-            </w:r>
-            <w:r>
-              <w:t xml:space="preserve">(ZFCST_RPT)</w:t>
+              <w:t xml:space="preserve">Paints upload program: two radio buttons.</w:t>
             </w:r>
             <w:r>
               <w:t xml:space="preserve"> </w:t>
@@ -3244,6 +3908,194 @@
                 <w:bCs/>
                 <w:b/>
               </w:rPr>
+              <w:t xml:space="preserve">Product category</w:t>
+            </w:r>
+            <w:r>
+              <w:t xml:space="preserve"> </w:t>
+            </w:r>
+            <w:r>
+              <w:t xml:space="preserve">— Plant, Material, Category, Load Factor, Indicator; the indicator accepts MTS, MTO, DIS, TIN or blank; plant and material checked against MARC; overwrite or insert into</w:t>
+            </w:r>
+            <w:r>
+              <w:t xml:space="preserve"> </w:t>
+            </w:r>
+            <w:r>
+              <w:rPr>
+                <w:rStyle w:val="VerbatimChar"/>
+              </w:rPr>
+              <w:t xml:space="preserve">ZPPT_PROD_CAT</w:t>
+            </w:r>
+            <w:r>
+              <w:t xml:space="preserve">.</w:t>
+            </w:r>
+            <w:r>
+              <w:t xml:space="preserve"> </w:t>
+            </w:r>
+            <w:r>
+              <w:rPr>
+                <w:bCs/>
+                <w:b/>
+              </w:rPr>
+              <w:t xml:space="preserve">Brand</w:t>
+            </w:r>
+            <w:r>
+              <w:t xml:space="preserve"> </w:t>
+            </w:r>
+            <w:r>
+              <w:t xml:space="preserve">— Plant, Material, Brand; same checks; overwrite or insert into</w:t>
+            </w:r>
+            <w:r>
+              <w:t xml:space="preserve"> </w:t>
+            </w:r>
+            <w:r>
+              <w:rPr>
+                <w:rStyle w:val="VerbatimChar"/>
+              </w:rPr>
+              <w:t xml:space="preserve">ZPPT_BRAND</w:t>
+            </w:r>
+            <w:r>
+              <w:t xml:space="preserve">. Both with a template download, test run and the row-by-row result list of the Adhesive upload</w:t>
+            </w:r>
+          </w:p>
+        </w:tc>
+        <w:tc>
+          <w:tcPr/>
+          <w:p>
+            <w:pPr>
+              <w:pStyle w:val="Compact"/>
+            </w:pPr>
+          </w:p>
+        </w:tc>
+      </w:tr>
+      <w:tr>
+        <w:tc>
+          <w:tcPr/>
+          <w:p>
+            <w:pPr>
+              <w:pStyle w:val="Compact"/>
+              <w:jc w:val="left"/>
+            </w:pPr>
+            <w:r>
+              <w:t xml:space="preserve">P22</w:t>
+            </w:r>
+          </w:p>
+        </w:tc>
+        <w:tc>
+          <w:tcPr/>
+          <w:p>
+            <w:pPr>
+              <w:pStyle w:val="Compact"/>
+              <w:jc w:val="left"/>
+            </w:pPr>
+            <w:r>
+              <w:t xml:space="preserve">The MTS / MTO column on every Paints list shows the code (MTS, MTO, DIS, TIN)</w:t>
+            </w:r>
+          </w:p>
+        </w:tc>
+        <w:tc>
+          <w:tcPr/>
+          <w:p>
+            <w:pPr>
+              <w:pStyle w:val="Compact"/>
+            </w:pPr>
+          </w:p>
+        </w:tc>
+      </w:tr>
+      <w:tr>
+        <w:tc>
+          <w:tcPr/>
+          <w:p>
+            <w:pPr>
+              <w:pStyle w:val="Compact"/>
+              <w:jc w:val="left"/>
+            </w:pPr>
+            <w:r>
+              <w:t xml:space="preserve">P23</w:t>
+            </w:r>
+          </w:p>
+        </w:tc>
+        <w:tc>
+          <w:tcPr/>
+          <w:p>
+            <w:pPr>
+              <w:pStyle w:val="Compact"/>
+              <w:jc w:val="left"/>
+            </w:pPr>
+            <w:r>
+              <w:t xml:space="preserve">Save behaviour is the Adhesive one in all three modes:</w:t>
+            </w:r>
+            <w:r>
+              <w:t xml:space="preserve"> </w:t>
+            </w:r>
+            <w:r>
+              <w:rPr>
+                <w:rStyle w:val="VerbatimChar"/>
+              </w:rPr>
+              <w:t xml:space="preserve">ZCL_PP_FCST=&gt;SAVE</w:t>
+            </w:r>
+            <w:r>
+              <w:t xml:space="preserve"> </w:t>
+            </w:r>
+            <w:r>
+              <w:t xml:space="preserve">on the selected rows, one forecast number per plant, material and financial year across the three tables</w:t>
+            </w:r>
+          </w:p>
+        </w:tc>
+        <w:tc>
+          <w:tcPr/>
+          <w:p>
+            <w:pPr>
+              <w:pStyle w:val="Compact"/>
+            </w:pPr>
+          </w:p>
+        </w:tc>
+      </w:tr>
+      <w:tr>
+        <w:tc>
+          <w:tcPr/>
+          <w:p>
+            <w:pPr>
+              <w:pStyle w:val="Compact"/>
+              <w:jc w:val="left"/>
+            </w:pPr>
+            <w:r>
+              <w:t xml:space="preserve">P24</w:t>
+            </w:r>
+          </w:p>
+        </w:tc>
+        <w:tc>
+          <w:tcPr/>
+          <w:p>
+            <w:pPr>
+              <w:pStyle w:val="Compact"/>
+              <w:jc w:val="left"/>
+            </w:pPr>
+            <w:r>
+              <w:t xml:space="preserve">The final report is</w:t>
+            </w:r>
+            <w:r>
+              <w:t xml:space="preserve"> </w:t>
+            </w:r>
+            <w:r>
+              <w:rPr>
+                <w:rStyle w:val="VerbatimChar"/>
+              </w:rPr>
+              <w:t xml:space="preserve">ZPP_FORECAST_REPORT</w:t>
+            </w:r>
+            <w:r>
+              <w:t xml:space="preserve"> </w:t>
+            </w:r>
+            <w:r>
+              <w:t xml:space="preserve">(ZFCST_RPT)</w:t>
+            </w:r>
+            <w:r>
+              <w:t xml:space="preserve"> </w:t>
+            </w:r>
+            <w:r>
+              <w:rPr>
+                <w:bCs/>
+                <w:b/>
+              </w:rPr>
               <w:t xml:space="preserve">as it stands</w:t>
             </w:r>
             <w:r>
@@ -3372,7 +4224,22 @@
               <w:t xml:space="preserve"> </w:t>
             </w:r>
             <w:r>
-              <w:t xml:space="preserve">for the new program.</w:t>
+              <w:t xml:space="preserve">and</w:t>
+            </w:r>
+            <w:r>
+              <w:t xml:space="preserve"> </w:t>
+            </w:r>
+            <w:r>
+              <w:rPr>
+                <w:rStyle w:val="VerbatimChar"/>
+              </w:rPr>
+              <w:t xml:space="preserve">ZFCST_PAINTS_UPL</w:t>
+            </w:r>
+            <w:r>
+              <w:t xml:space="preserve"> </w:t>
+            </w:r>
+            <w:r>
+              <w:t xml:space="preserve">for the new programs.</w:t>
             </w:r>
             <w:r>
               <w:t xml:space="preserve"> </w:t>
@@ -3416,9 +4283,9 @@
         </w:tc>
       </w:tr>
     </w:tbl>
-    <w:bookmarkEnd w:id="24"/>
     <w:bookmarkEnd w:id="25"/>
-    <w:bookmarkStart w:id="26" w:name="further-queries"/>
+    <w:bookmarkEnd w:id="26"/>
+    <w:bookmarkStart w:id="27" w:name="further-queries"/>
     <w:p>
       <w:pPr>
         <w:pStyle w:val="Heading2"/>
@@ -3812,7 +4679,7 @@
               <w:t xml:space="preserve"> </w:t>
             </w:r>
             <w:r>
-              <w:t xml:space="preserve">(FERT, HAWA). The same variable applies to Paints through the shared engine. Please confirm, or name the Paints types</w:t>
+              <w:t xml:space="preserve">(FERT, HAWA). The same variable applies to Paints through the shared engine. Please confirm, or name the Paints types — a different list would need a Paints-specific variable, which the engine does not support without a change</w:t>
             </w:r>
           </w:p>
         </w:tc>
@@ -3897,6 +4764,44 @@
               <w:jc w:val="left"/>
             </w:pPr>
             <w:r>
+              <w:t xml:space="preserve">Final report selection: the FS marks both Month and Quarter as mandatory. They cannot both be mandatory on one screen. The Adhesive report has both optional; built that way</w:t>
+            </w:r>
+          </w:p>
+        </w:tc>
+        <w:tc>
+          <w:tcPr/>
+          <w:p>
+            <w:pPr>
+              <w:pStyle w:val="Compact"/>
+              <w:jc w:val="left"/>
+            </w:pPr>
+            <w:r>
+              <w:t xml:space="preserve">Before unit test</w:t>
+            </w:r>
+          </w:p>
+        </w:tc>
+      </w:tr>
+      <w:tr>
+        <w:tc>
+          <w:tcPr/>
+          <w:p>
+            <w:pPr>
+              <w:pStyle w:val="Compact"/>
+              <w:jc w:val="left"/>
+            </w:pPr>
+            <w:r>
+              <w:t xml:space="preserve">Q10</w:t>
+            </w:r>
+          </w:p>
+        </w:tc>
+        <w:tc>
+          <w:tcPr/>
+          <w:p>
+            <w:pPr>
+              <w:pStyle w:val="Compact"/>
+              <w:jc w:val="left"/>
+            </w:pPr>
+            <w:r>
               <w:t xml:space="preserve">The FS carries no version record, approval, message list, authorisation matrix or test scenarios, and the annual worked example does not match its own header. Please complete and sign off to baseline it</w:t>
             </w:r>
           </w:p>
@@ -3915,8 +4820,8 @@
         </w:tc>
       </w:tr>
     </w:tbl>
-    <w:bookmarkEnd w:id="26"/>
-    <w:bookmarkStart w:id="27" w:name="Xc6c2352b4cd8ac7635417bd5b053d79a7d1c10c"/>
+    <w:bookmarkEnd w:id="27"/>
+    <w:bookmarkStart w:id="28" w:name="Xc6c2352b4cd8ac7635417bd5b053d79a7d1c10c"/>
     <w:p>
       <w:pPr>
         <w:pStyle w:val="Heading2"/>
@@ -3930,7 +4835,13 @@
         <w:pStyle w:val="FirstParagraph"/>
       </w:pPr>
       <w:r>
-        <w:t xml:space="preserve">In dependency order, which is also paste order. Manual steps are marked.</w:t>
+        <w:t xml:space="preserve">In dependency order, which is also paste order. Manual steps are marked. No Adhesive</w:t>
+      </w:r>
+      <w:r>
+        <w:t xml:space="preserve"> </w:t>
+      </w:r>
+      <w:r>
+        <w:t xml:space="preserve">program or class appears in this list.</w:t>
       </w:r>
     </w:p>
     <w:tbl>
@@ -4397,19 +5308,19 @@
               <w:jc w:val="left"/>
             </w:pPr>
             <w:r>
-              <w:t xml:space="preserve">Changed</w:t>
-            </w:r>
-          </w:p>
-        </w:tc>
-        <w:tc>
-          <w:tcPr/>
-          <w:p>
-            <w:pPr>
-              <w:pStyle w:val="Compact"/>
-              <w:jc w:val="left"/>
-            </w:pPr>
-            <w:r>
-              <w:t xml:space="preserve">Fixed values DIS and TIN added, length unchanged</w:t>
+              <w:t xml:space="preserve">Changed, DDIC only</w:t>
+            </w:r>
+          </w:p>
+        </w:tc>
+        <w:tc>
+          <w:tcPr/>
+          <w:p>
+            <w:pPr>
+              <w:pStyle w:val="Compact"/>
+              <w:jc w:val="left"/>
+            </w:pPr>
+            <w:r>
+              <w:t xml:space="preserve">Fixed values DIS and TIN added, length unchanged. The only touch on an Adhesive object; see 0.1</w:t>
             </w:r>
           </w:p>
         </w:tc>
@@ -4450,293 +5361,305 @@
               <w:rPr>
                 <w:rStyle w:val="VerbatimChar"/>
               </w:rPr>
+              <w:t xml:space="preserve">ZCL_PP_FCST_PNT</w:t>
+            </w:r>
+          </w:p>
+        </w:tc>
+        <w:tc>
+          <w:tcPr/>
+          <w:p>
+            <w:pPr>
+              <w:pStyle w:val="Compact"/>
+              <w:jc w:val="left"/>
+            </w:pPr>
+            <w:r>
+              <w:t xml:space="preserve">Class</w:t>
+            </w:r>
+          </w:p>
+        </w:tc>
+        <w:tc>
+          <w:tcPr/>
+          <w:p>
+            <w:pPr>
+              <w:pStyle w:val="Compact"/>
+              <w:jc w:val="left"/>
+            </w:pPr>
+            <w:r>
+              <w:t xml:space="preserve">New</w:t>
+            </w:r>
+          </w:p>
+        </w:tc>
+        <w:tc>
+          <w:tcPr/>
+          <w:p>
+            <w:pPr>
+              <w:pStyle w:val="Compact"/>
+              <w:jc w:val="left"/>
+            </w:pPr>
+            <w:r>
+              <w:t xml:space="preserve">Paints enrichment. Row type =</w:t>
+            </w:r>
+            <w:r>
+              <w:t xml:space="preserve"> </w:t>
+            </w:r>
+            <w:r>
+              <w:rPr>
+                <w:rStyle w:val="VerbatimChar"/>
+              </w:rPr>
+              <w:t xml:space="preserve">ZCL_PP_FCST=&gt;TY_ALV</w:t>
+            </w:r>
+            <w:r>
+              <w:t xml:space="preserve"> </w:t>
+            </w:r>
+            <w:r>
+              <w:t xml:space="preserve">plus the Paints columns.</w:t>
+            </w:r>
+            <w:r>
+              <w:t xml:space="preserve"> </w:t>
+            </w:r>
+            <w:r>
+              <w:rPr>
+                <w:rStyle w:val="VerbatimChar"/>
+              </w:rPr>
+              <w:t xml:space="preserve">ENRICH</w:t>
+            </w:r>
+            <w:r>
+              <w:t xml:space="preserve"> </w:t>
+            </w:r>
+            <w:r>
+              <w:t xml:space="preserve">reads T001W, ZPPT_BRAND, MARM, MVKE-AUMNG, MARA-BRGEW and, for annual, A923 → KONP; recomputes tonnage on gross weight ÷ 1000; computes KL and crores per month. Display only</w:t>
+            </w:r>
+          </w:p>
+        </w:tc>
+        <w:tc>
+          <w:tcPr/>
+          <w:p>
+            <w:pPr>
+              <w:pStyle w:val="Compact"/>
+              <w:jc w:val="left"/>
+            </w:pPr>
+            <w:r>
+              <w:t xml:space="preserve">3</w:t>
+            </w:r>
+          </w:p>
+        </w:tc>
+      </w:tr>
+      <w:tr>
+        <w:tc>
+          <w:tcPr/>
+          <w:p>
+            <w:pPr>
+              <w:pStyle w:val="Compact"/>
+              <w:jc w:val="left"/>
+            </w:pPr>
+            <w:r>
+              <w:t xml:space="preserve">7</w:t>
+            </w:r>
+          </w:p>
+        </w:tc>
+        <w:tc>
+          <w:tcPr/>
+          <w:p>
+            <w:pPr>
+              <w:pStyle w:val="Compact"/>
+              <w:jc w:val="left"/>
+            </w:pPr>
+            <w:r>
+              <w:rPr>
+                <w:rStyle w:val="VerbatimChar"/>
+              </w:rPr>
+              <w:t xml:space="preserve">ZPP_FORECAST_PAINTS_UPL</w:t>
+            </w:r>
+          </w:p>
+        </w:tc>
+        <w:tc>
+          <w:tcPr/>
+          <w:p>
+            <w:pPr>
+              <w:pStyle w:val="Compact"/>
+              <w:jc w:val="left"/>
+            </w:pPr>
+            <w:r>
+              <w:t xml:space="preserve">Report</w:t>
+            </w:r>
+          </w:p>
+        </w:tc>
+        <w:tc>
+          <w:tcPr/>
+          <w:p>
+            <w:pPr>
+              <w:pStyle w:val="Compact"/>
+              <w:jc w:val="left"/>
+            </w:pPr>
+            <w:r>
+              <w:t xml:space="preserve">New</w:t>
+            </w:r>
+          </w:p>
+        </w:tc>
+        <w:tc>
+          <w:tcPr/>
+          <w:p>
+            <w:pPr>
+              <w:pStyle w:val="Compact"/>
+              <w:jc w:val="left"/>
+            </w:pPr>
+            <w:r>
+              <w:t xml:space="preserve">Product category (four indicator values) and brand uploads, with template download, test run and result list. File handling copied from</w:t>
+            </w:r>
+            <w:r>
+              <w:t xml:space="preserve"> </w:t>
+            </w:r>
+            <w:r>
+              <w:rPr>
+                <w:rStyle w:val="VerbatimChar"/>
+              </w:rPr>
+              <w:t xml:space="preserve">ZPP_FORECAST_UPLOAD</w:t>
+            </w:r>
+          </w:p>
+        </w:tc>
+        <w:tc>
+          <w:tcPr/>
+          <w:p>
+            <w:pPr>
+              <w:pStyle w:val="Compact"/>
+              <w:jc w:val="left"/>
+            </w:pPr>
+            <w:r>
+              <w:t xml:space="preserve">3, 5</w:t>
+            </w:r>
+          </w:p>
+        </w:tc>
+      </w:tr>
+      <w:tr>
+        <w:tc>
+          <w:tcPr/>
+          <w:p>
+            <w:pPr>
+              <w:pStyle w:val="Compact"/>
+              <w:jc w:val="left"/>
+            </w:pPr>
+            <w:r>
+              <w:t xml:space="preserve">8</w:t>
+            </w:r>
+          </w:p>
+        </w:tc>
+        <w:tc>
+          <w:tcPr/>
+          <w:p>
+            <w:pPr>
+              <w:pStyle w:val="Compact"/>
+              <w:jc w:val="left"/>
+            </w:pPr>
+            <w:r>
+              <w:rPr>
+                <w:rStyle w:val="VerbatimChar"/>
+              </w:rPr>
+              <w:t xml:space="preserve">ZPP_FORECAST_PAINTS</w:t>
+            </w:r>
+          </w:p>
+        </w:tc>
+        <w:tc>
+          <w:tcPr/>
+          <w:p>
+            <w:pPr>
+              <w:pStyle w:val="Compact"/>
+              <w:jc w:val="left"/>
+            </w:pPr>
+            <w:r>
+              <w:t xml:space="preserve">Report</w:t>
+            </w:r>
+          </w:p>
+        </w:tc>
+        <w:tc>
+          <w:tcPr/>
+          <w:p>
+            <w:pPr>
+              <w:pStyle w:val="Compact"/>
+              <w:jc w:val="left"/>
+            </w:pPr>
+            <w:r>
+              <w:t xml:space="preserve">New</w:t>
+            </w:r>
+          </w:p>
+        </w:tc>
+        <w:tc>
+          <w:tcPr/>
+          <w:p>
+            <w:pPr>
+              <w:pStyle w:val="Compact"/>
+              <w:jc w:val="left"/>
+            </w:pPr>
+            <w:r>
+              <w:t xml:space="preserve">Selection screen and SALV handling copied from</w:t>
+            </w:r>
+            <w:r>
+              <w:t xml:space="preserve"> </w:t>
+            </w:r>
+            <w:r>
+              <w:rPr>
+                <w:rStyle w:val="VerbatimChar"/>
+              </w:rPr>
+              <w:t xml:space="preserve">ZPP_FORECAST</w:t>
+            </w:r>
+            <w:r>
+              <w:t xml:space="preserve">; calls</w:t>
+            </w:r>
+            <w:r>
+              <w:t xml:space="preserve"> </w:t>
+            </w:r>
+            <w:r>
+              <w:rPr>
+                <w:rStyle w:val="VerbatimChar"/>
+              </w:rPr>
               <w:t xml:space="preserve">ZCL_PP_FCST</w:t>
             </w:r>
-          </w:p>
-        </w:tc>
-        <w:tc>
-          <w:tcPr/>
-          <w:p>
-            <w:pPr>
-              <w:pStyle w:val="Compact"/>
-              <w:jc w:val="left"/>
-            </w:pPr>
-            <w:r>
-              <w:t xml:space="preserve">Class</w:t>
-            </w:r>
-          </w:p>
-        </w:tc>
-        <w:tc>
-          <w:tcPr/>
-          <w:p>
-            <w:pPr>
-              <w:pStyle w:val="Compact"/>
-              <w:jc w:val="left"/>
-            </w:pPr>
-            <w:r>
-              <w:t xml:space="preserve">Changed, one line</w:t>
-            </w:r>
-          </w:p>
-        </w:tc>
-        <w:tc>
-          <w:tcPr/>
-          <w:p>
-            <w:pPr>
-              <w:pStyle w:val="Compact"/>
-              <w:jc w:val="left"/>
-            </w:pPr>
-            <w:r>
-              <w:rPr>
-                <w:rStyle w:val="VerbatimChar"/>
-              </w:rPr>
-              <w:t xml:space="preserve">READ_PRICES</w:t>
-            </w:r>
-            <w:r>
-              <w:t xml:space="preserve"> </w:t>
-            </w:r>
-            <w:r>
-              <w:t xml:space="preserve">moved from the private to the public section, so the Paints annual mode can price. No logic change. (Alternative: copy the 30-line read into the new class; rejected because the price rule then exists twice)</w:t>
-            </w:r>
-          </w:p>
-        </w:tc>
-        <w:tc>
-          <w:tcPr/>
-          <w:p>
-            <w:pPr>
-              <w:pStyle w:val="Compact"/>
-              <w:jc w:val="left"/>
-            </w:pPr>
-            <w:r>
-              <w:t xml:space="preserve">fresh SE80 download</w:t>
-            </w:r>
-          </w:p>
-        </w:tc>
-      </w:tr>
-      <w:tr>
-        <w:tc>
-          <w:tcPr/>
-          <w:p>
-            <w:pPr>
-              <w:pStyle w:val="Compact"/>
-              <w:jc w:val="left"/>
-            </w:pPr>
-            <w:r>
-              <w:t xml:space="preserve">7</w:t>
-            </w:r>
-          </w:p>
-        </w:tc>
-        <w:tc>
-          <w:tcPr/>
-          <w:p>
-            <w:pPr>
-              <w:pStyle w:val="Compact"/>
-              <w:jc w:val="left"/>
-            </w:pPr>
+            <w:r>
+              <w:t xml:space="preserve"> </w:t>
+            </w:r>
+            <w:r>
+              <w:t xml:space="preserve">to generate,</w:t>
+            </w:r>
+            <w:r>
+              <w:t xml:space="preserve"> </w:t>
+            </w:r>
             <w:r>
               <w:rPr>
                 <w:rStyle w:val="VerbatimChar"/>
               </w:rPr>
               <w:t xml:space="preserve">ZCL_PP_FCST_PNT</w:t>
             </w:r>
-          </w:p>
-        </w:tc>
-        <w:tc>
-          <w:tcPr/>
-          <w:p>
-            <w:pPr>
-              <w:pStyle w:val="Compact"/>
-              <w:jc w:val="left"/>
-            </w:pPr>
-            <w:r>
-              <w:t xml:space="preserve">Class</w:t>
-            </w:r>
-          </w:p>
-        </w:tc>
-        <w:tc>
-          <w:tcPr/>
-          <w:p>
-            <w:pPr>
-              <w:pStyle w:val="Compact"/>
-              <w:jc w:val="left"/>
-            </w:pPr>
-            <w:r>
-              <w:t xml:space="preserve">New</w:t>
-            </w:r>
-          </w:p>
-        </w:tc>
-        <w:tc>
-          <w:tcPr/>
-          <w:p>
-            <w:pPr>
-              <w:pStyle w:val="Compact"/>
-              <w:jc w:val="left"/>
-            </w:pPr>
-            <w:r>
-              <w:t xml:space="preserve">Paints enrichment. Row type =</w:t>
-            </w:r>
-            <w:r>
-              <w:t xml:space="preserve"> </w:t>
-            </w:r>
-            <w:r>
-              <w:rPr>
-                <w:rStyle w:val="VerbatimChar"/>
-              </w:rPr>
-              <w:t xml:space="preserve">ZCL_PP_FCST=&gt;TY_ALV</w:t>
-            </w:r>
-            <w:r>
-              <w:t xml:space="preserve"> </w:t>
-            </w:r>
-            <w:r>
-              <w:t xml:space="preserve">plus the Paints columns.</w:t>
-            </w:r>
-            <w:r>
-              <w:t xml:space="preserve"> </w:t>
-            </w:r>
-            <w:r>
-              <w:rPr>
-                <w:rStyle w:val="VerbatimChar"/>
-              </w:rPr>
-              <w:t xml:space="preserve">ENRICH</w:t>
-            </w:r>
-            <w:r>
-              <w:t xml:space="preserve"> </w:t>
-            </w:r>
-            <w:r>
-              <w:t xml:space="preserve">reads T001W, ZPPT_BRAND, MARM, MVKE-AUMNG, MARA-BRGEW and (annual only) prices; recomputes tonnage on gross weight ÷ 1000; computes KL and crores per month. Display only</w:t>
-            </w:r>
-          </w:p>
-        </w:tc>
-        <w:tc>
-          <w:tcPr/>
-          <w:p>
-            <w:pPr>
-              <w:pStyle w:val="Compact"/>
-              <w:jc w:val="left"/>
-            </w:pPr>
-            <w:r>
-              <w:t xml:space="preserve">3, 6</w:t>
-            </w:r>
-          </w:p>
-        </w:tc>
-      </w:tr>
-      <w:tr>
-        <w:tc>
-          <w:tcPr/>
-          <w:p>
-            <w:pPr>
-              <w:pStyle w:val="Compact"/>
-              <w:jc w:val="left"/>
-            </w:pPr>
-            <w:r>
-              <w:t xml:space="preserve">8</w:t>
-            </w:r>
-          </w:p>
-        </w:tc>
-        <w:tc>
-          <w:tcPr/>
-          <w:p>
-            <w:pPr>
-              <w:pStyle w:val="Compact"/>
-              <w:jc w:val="left"/>
-            </w:pPr>
-            <w:r>
-              <w:rPr>
-                <w:rStyle w:val="VerbatimChar"/>
-              </w:rPr>
-              <w:t xml:space="preserve">ZPP_FORECAST_UPLOAD</w:t>
-            </w:r>
-          </w:p>
-        </w:tc>
-        <w:tc>
-          <w:tcPr/>
-          <w:p>
-            <w:pPr>
-              <w:pStyle w:val="Compact"/>
-              <w:jc w:val="left"/>
-            </w:pPr>
-            <w:r>
-              <w:t xml:space="preserve">Report</w:t>
-            </w:r>
-          </w:p>
-        </w:tc>
-        <w:tc>
-          <w:tcPr/>
-          <w:p>
-            <w:pPr>
-              <w:pStyle w:val="Compact"/>
-              <w:jc w:val="left"/>
-            </w:pPr>
-            <w:r>
-              <w:t xml:space="preserve">Changed</w:t>
-            </w:r>
-          </w:p>
-        </w:tc>
-        <w:tc>
-          <w:tcPr/>
-          <w:p>
-            <w:pPr>
-              <w:pStyle w:val="Compact"/>
-              <w:jc w:val="left"/>
-            </w:pPr>
-            <w:r>
-              <w:t xml:space="preserve">Ninth radio button</w:t>
-            </w:r>
-            <w:r>
-              <w:t xml:space="preserve"> </w:t>
-            </w:r>
-            <w:r>
-              <w:t xml:space="preserve">“</w:t>
-            </w:r>
-            <w:r>
-              <w:t xml:space="preserve">Brand</w:t>
-            </w:r>
-            <w:r>
-              <w:t xml:space="preserve">”</w:t>
-            </w:r>
-            <w:r>
-              <w:t xml:space="preserve"> </w:t>
-            </w:r>
-            <w:r>
-              <w:t xml:space="preserve">with template button;</w:t>
-            </w:r>
-            <w:r>
-              <w:t xml:space="preserve"> </w:t>
-            </w:r>
-            <w:r>
-              <w:rPr>
-                <w:rStyle w:val="VerbatimChar"/>
-              </w:rPr>
-              <w:t xml:space="preserve">FORM do_brand</w:t>
-            </w:r>
-            <w:r>
-              <w:t xml:space="preserve"> </w:t>
-            </w:r>
-            <w:r>
-              <w:t xml:space="preserve">modelled on</w:t>
-            </w:r>
-            <w:r>
-              <w:t xml:space="preserve"> </w:t>
-            </w:r>
-            <w:r>
-              <w:rPr>
-                <w:rStyle w:val="VerbatimChar"/>
-              </w:rPr>
-              <w:t xml:space="preserve">do_exclusion</w:t>
-            </w:r>
-            <w:r>
-              <w:t xml:space="preserve">; category upload accepts DIS and TIN</w:t>
-            </w:r>
-          </w:p>
-        </w:tc>
-        <w:tc>
-          <w:tcPr/>
-          <w:p>
-            <w:pPr>
-              <w:pStyle w:val="Compact"/>
-              <w:jc w:val="left"/>
-            </w:pPr>
-            <w:r>
-              <w:t xml:space="preserve">3, 5, fresh SE80 download</w:t>
+            <w:r>
+              <w:t xml:space="preserve"> </w:t>
+            </w:r>
+            <w:r>
+              <w:t xml:space="preserve">to enrich,</w:t>
+            </w:r>
+            <w:r>
+              <w:t xml:space="preserve"> </w:t>
+            </w:r>
+            <w:r>
+              <w:rPr>
+                <w:rStyle w:val="VerbatimChar"/>
+              </w:rPr>
+              <w:t xml:space="preserve">ZCL_PP_FCST=&gt;SAVE</w:t>
+            </w:r>
+            <w:r>
+              <w:t xml:space="preserve"> </w:t>
+            </w:r>
+            <w:r>
+              <w:t xml:space="preserve">to save; column lists per the Paints layouts</w:t>
+            </w:r>
+          </w:p>
+        </w:tc>
+        <w:tc>
+          <w:tcPr/>
+          <w:p>
+            <w:pPr>
+              <w:pStyle w:val="Compact"/>
+              <w:jc w:val="left"/>
+            </w:pPr>
+            <w:r>
+              <w:t xml:space="preserve">6</w:t>
             </w:r>
           </w:p>
         </w:tc>
@@ -4751,140 +5674,6 @@
             </w:pPr>
             <w:r>
               <w:t xml:space="preserve">9</w:t>
-            </w:r>
-          </w:p>
-        </w:tc>
-        <w:tc>
-          <w:tcPr/>
-          <w:p>
-            <w:pPr>
-              <w:pStyle w:val="Compact"/>
-              <w:jc w:val="left"/>
-            </w:pPr>
-            <w:r>
-              <w:rPr>
-                <w:rStyle w:val="VerbatimChar"/>
-              </w:rPr>
-              <w:t xml:space="preserve">ZPP_FORECAST_PAINTS</w:t>
-            </w:r>
-          </w:p>
-        </w:tc>
-        <w:tc>
-          <w:tcPr/>
-          <w:p>
-            <w:pPr>
-              <w:pStyle w:val="Compact"/>
-              <w:jc w:val="left"/>
-            </w:pPr>
-            <w:r>
-              <w:t xml:space="preserve">Report</w:t>
-            </w:r>
-          </w:p>
-        </w:tc>
-        <w:tc>
-          <w:tcPr/>
-          <w:p>
-            <w:pPr>
-              <w:pStyle w:val="Compact"/>
-              <w:jc w:val="left"/>
-            </w:pPr>
-            <w:r>
-              <w:t xml:space="preserve">New</w:t>
-            </w:r>
-          </w:p>
-        </w:tc>
-        <w:tc>
-          <w:tcPr/>
-          <w:p>
-            <w:pPr>
-              <w:pStyle w:val="Compact"/>
-              <w:jc w:val="left"/>
-            </w:pPr>
-            <w:r>
-              <w:t xml:space="preserve">Selection screen and SALV handling copied from</w:t>
-            </w:r>
-            <w:r>
-              <w:t xml:space="preserve"> </w:t>
-            </w:r>
-            <w:r>
-              <w:rPr>
-                <w:rStyle w:val="VerbatimChar"/>
-              </w:rPr>
-              <w:t xml:space="preserve">ZPP_FORECAST</w:t>
-            </w:r>
-            <w:r>
-              <w:t xml:space="preserve">; calls</w:t>
-            </w:r>
-            <w:r>
-              <w:t xml:space="preserve"> </w:t>
-            </w:r>
-            <w:r>
-              <w:rPr>
-                <w:rStyle w:val="VerbatimChar"/>
-              </w:rPr>
-              <w:t xml:space="preserve">ZCL_PP_FCST</w:t>
-            </w:r>
-            <w:r>
-              <w:t xml:space="preserve"> </w:t>
-            </w:r>
-            <w:r>
-              <w:t xml:space="preserve">to generate,</w:t>
-            </w:r>
-            <w:r>
-              <w:t xml:space="preserve"> </w:t>
-            </w:r>
-            <w:r>
-              <w:rPr>
-                <w:rStyle w:val="VerbatimChar"/>
-              </w:rPr>
-              <w:t xml:space="preserve">ZCL_PP_FCST_PNT</w:t>
-            </w:r>
-            <w:r>
-              <w:t xml:space="preserve"> </w:t>
-            </w:r>
-            <w:r>
-              <w:t xml:space="preserve">to enrich,</w:t>
-            </w:r>
-            <w:r>
-              <w:t xml:space="preserve"> </w:t>
-            </w:r>
-            <w:r>
-              <w:rPr>
-                <w:rStyle w:val="VerbatimChar"/>
-              </w:rPr>
-              <w:t xml:space="preserve">ZCL_PP_FCST=&gt;SAVE</w:t>
-            </w:r>
-            <w:r>
-              <w:t xml:space="preserve"> </w:t>
-            </w:r>
-            <w:r>
-              <w:t xml:space="preserve">to save; column lists per the Paints layouts</w:t>
-            </w:r>
-          </w:p>
-        </w:tc>
-        <w:tc>
-          <w:tcPr/>
-          <w:p>
-            <w:pPr>
-              <w:pStyle w:val="Compact"/>
-              <w:jc w:val="left"/>
-            </w:pPr>
-            <w:r>
-              <w:t xml:space="preserve">7</w:t>
-            </w:r>
-          </w:p>
-        </w:tc>
-      </w:tr>
-      <w:tr>
-        <w:tc>
-          <w:tcPr/>
-          <w:p>
-            <w:pPr>
-              <w:pStyle w:val="Compact"/>
-              <w:jc w:val="left"/>
-            </w:pPr>
-            <w:r>
-              <w:t xml:space="preserve">10</w:t>
             </w:r>
           </w:p>
         </w:tc>
@@ -4972,21 +5761,21 @@
               <w:jc w:val="left"/>
             </w:pPr>
             <w:r>
-              <w:t xml:space="preserve">9</w:t>
-            </w:r>
-          </w:p>
-        </w:tc>
-      </w:tr>
-      <w:tr>
-        <w:tc>
-          <w:tcPr/>
-          <w:p>
-            <w:pPr>
-              <w:pStyle w:val="Compact"/>
-              <w:jc w:val="left"/>
-            </w:pPr>
-            <w:r>
-              <w:t xml:space="preserve">11</w:t>
+              <w:t xml:space="preserve">8</w:t>
+            </w:r>
+          </w:p>
+        </w:tc>
+      </w:tr>
+      <w:tr>
+        <w:tc>
+          <w:tcPr/>
+          <w:p>
+            <w:pPr>
+              <w:pStyle w:val="Compact"/>
+              <w:jc w:val="left"/>
+            </w:pPr>
+            <w:r>
+              <w:t xml:space="preserve">10</w:t>
             </w:r>
           </w:p>
         </w:tc>
@@ -5003,17 +5792,29 @@
               </w:rPr>
               <w:t xml:space="preserve">ZFCST_PAINTS</w:t>
             </w:r>
-          </w:p>
-        </w:tc>
-        <w:tc>
-          <w:tcPr/>
-          <w:p>
-            <w:pPr>
-              <w:pStyle w:val="Compact"/>
-              <w:jc w:val="left"/>
-            </w:pPr>
-            <w:r>
-              <w:t xml:space="preserve">Transaction</w:t>
+            <w:r>
+              <w:t xml:space="preserve">,</w:t>
+            </w:r>
+            <w:r>
+              <w:t xml:space="preserve"> </w:t>
+            </w:r>
+            <w:r>
+              <w:rPr>
+                <w:rStyle w:val="VerbatimChar"/>
+              </w:rPr>
+              <w:t xml:space="preserve">ZFCST_PAINTS_UPL</w:t>
+            </w:r>
+          </w:p>
+        </w:tc>
+        <w:tc>
+          <w:tcPr/>
+          <w:p>
+            <w:pPr>
+              <w:pStyle w:val="Compact"/>
+              <w:jc w:val="left"/>
+            </w:pPr>
+            <w:r>
+              <w:t xml:space="preserve">Transactions</w:t>
             </w:r>
           </w:p>
         </w:tc>
@@ -5055,7 +5856,94 @@
               <w:jc w:val="left"/>
             </w:pPr>
             <w:r>
-              <w:t xml:space="preserve">9</w:t>
+              <w:t xml:space="preserve">7, 8</w:t>
+            </w:r>
+          </w:p>
+        </w:tc>
+      </w:tr>
+      <w:tr>
+        <w:tc>
+          <w:tcPr/>
+          <w:p>
+            <w:pPr>
+              <w:pStyle w:val="Compact"/>
+              <w:jc w:val="left"/>
+            </w:pPr>
+            <w:r>
+              <w:t xml:space="preserve">11</w:t>
+            </w:r>
+          </w:p>
+        </w:tc>
+        <w:tc>
+          <w:tcPr/>
+          <w:p>
+            <w:pPr>
+              <w:pStyle w:val="Compact"/>
+              <w:jc w:val="left"/>
+            </w:pPr>
+            <w:r>
+              <w:rPr>
+                <w:rStyle w:val="VerbatimChar"/>
+              </w:rPr>
+              <w:t xml:space="preserve">ZPPT_FCST_CFG</w:t>
+            </w:r>
+            <w:r>
+              <w:t xml:space="preserve"> </w:t>
+            </w:r>
+            <w:r>
+              <w:t xml:space="preserve">rows for the Paints plants</w:t>
+            </w:r>
+          </w:p>
+        </w:tc>
+        <w:tc>
+          <w:tcPr/>
+          <w:p>
+            <w:pPr>
+              <w:pStyle w:val="Compact"/>
+              <w:jc w:val="left"/>
+            </w:pPr>
+            <w:r>
+              <w:t xml:space="preserve">Configuration</w:t>
+            </w:r>
+          </w:p>
+        </w:tc>
+        <w:tc>
+          <w:tcPr/>
+          <w:p>
+            <w:pPr>
+              <w:pStyle w:val="Compact"/>
+              <w:jc w:val="left"/>
+            </w:pPr>
+            <w:r>
+              <w:rPr>
+                <w:bCs/>
+                <w:b/>
+              </w:rPr>
+              <w:t xml:space="preserve">Manual SM30</w:t>
+            </w:r>
+          </w:p>
+        </w:tc>
+        <w:tc>
+          <w:tcPr/>
+          <w:p>
+            <w:pPr>
+              <w:pStyle w:val="Compact"/>
+              <w:jc w:val="left"/>
+            </w:pPr>
+            <w:r>
+              <w:t xml:space="preserve">Sales organisation 4000, legacy TVARVC name</w:t>
+            </w:r>
+          </w:p>
+        </w:tc>
+        <w:tc>
+          <w:tcPr/>
+          <w:p>
+            <w:pPr>
+              <w:pStyle w:val="Compact"/>
+              <w:jc w:val="left"/>
+            </w:pPr>
+            <w:r>
+              <w:t xml:space="preserve">M1, M4</w:t>
             </w:r>
           </w:p>
         </w:tc>
@@ -5084,30 +5972,102 @@
               <w:rPr>
                 <w:rStyle w:val="VerbatimChar"/>
               </w:rPr>
+              <w:t xml:space="preserve">ZPP_FORECAST</w:t>
+            </w:r>
+            <w:r>
+              <w:t xml:space="preserve">,</w:t>
+            </w:r>
+            <w:r>
+              <w:t xml:space="preserve"> </w:t>
+            </w:r>
+            <w:r>
+              <w:rPr>
+                <w:rStyle w:val="VerbatimChar"/>
+              </w:rPr>
+              <w:t xml:space="preserve">ZPP_FORECAST_UPLOAD</w:t>
+            </w:r>
+            <w:r>
+              <w:t xml:space="preserve">,</w:t>
+            </w:r>
+            <w:r>
+              <w:t xml:space="preserve"> </w:t>
+            </w:r>
+            <w:r>
+              <w:rPr>
+                <w:rStyle w:val="VerbatimChar"/>
+              </w:rPr>
               <w:t xml:space="preserve">ZPP_FORECAST_REPORT</w:t>
             </w:r>
-          </w:p>
-        </w:tc>
-        <w:tc>
-          <w:tcPr/>
-          <w:p>
-            <w:pPr>
-              <w:pStyle w:val="Compact"/>
-              <w:jc w:val="left"/>
-            </w:pPr>
-            <w:r>
-              <w:t xml:space="preserve">Report</w:t>
-            </w:r>
-          </w:p>
-        </w:tc>
-        <w:tc>
-          <w:tcPr/>
-          <w:p>
-            <w:pPr>
-              <w:pStyle w:val="Compact"/>
-              <w:jc w:val="left"/>
-            </w:pPr>
-            <w:r>
+            <w:r>
+              <w:t xml:space="preserve">,</w:t>
+            </w:r>
+            <w:r>
+              <w:t xml:space="preserve"> </w:t>
+            </w:r>
+            <w:r>
+              <w:rPr>
+                <w:rStyle w:val="VerbatimChar"/>
+              </w:rPr>
+              <w:t xml:space="preserve">ZCL_PP_FCST</w:t>
+            </w:r>
+            <w:r>
+              <w:t xml:space="preserve">,</w:t>
+            </w:r>
+            <w:r>
+              <w:t xml:space="preserve"> </w:t>
+            </w:r>
+            <w:r>
+              <w:rPr>
+                <w:rStyle w:val="VerbatimChar"/>
+              </w:rPr>
+              <w:t xml:space="preserve">ZCL_PP_FCST_UTIL</w:t>
+            </w:r>
+            <w:r>
+              <w:t xml:space="preserve">,</w:t>
+            </w:r>
+            <w:r>
+              <w:t xml:space="preserve"> </w:t>
+            </w:r>
+            <w:r>
+              <w:rPr>
+                <w:rStyle w:val="VerbatimChar"/>
+              </w:rPr>
+              <w:t xml:space="preserve">ZPP_FCST</w:t>
+            </w:r>
+            <w:r>
+              <w:t xml:space="preserve">, the eight tables,</w:t>
+            </w:r>
+            <w:r>
+              <w:t xml:space="preserve"> </w:t>
+            </w:r>
+            <w:r>
+              <w:rPr>
+                <w:rStyle w:val="VerbatimChar"/>
+              </w:rPr>
+              <w:t xml:space="preserve">ZPPFCST</w:t>
+            </w:r>
+          </w:p>
+        </w:tc>
+        <w:tc>
+          <w:tcPr/>
+          <w:p>
+            <w:pPr>
+              <w:pStyle w:val="Compact"/>
+            </w:pPr>
+          </w:p>
+        </w:tc>
+        <w:tc>
+          <w:tcPr/>
+          <w:p>
+            <w:pPr>
+              <w:pStyle w:val="Compact"/>
+              <w:jc w:val="left"/>
+            </w:pPr>
+            <w:r>
+              <w:rPr>
+                <w:bCs/>
+                <w:b/>
+              </w:rPr>
               <w:t xml:space="preserve">No change</w:t>
             </w:r>
           </w:p>
@@ -5120,106 +6080,7 @@
               <w:jc w:val="left"/>
             </w:pPr>
             <w:r>
-              <w:t xml:space="preserve">Serves Paints as is (P24)</w:t>
-            </w:r>
-          </w:p>
-        </w:tc>
-        <w:tc>
-          <w:tcPr/>
-          <w:p>
-            <w:pPr>
-              <w:pStyle w:val="Compact"/>
-            </w:pPr>
-          </w:p>
-        </w:tc>
-      </w:tr>
-      <w:tr>
-        <w:tc>
-          <w:tcPr/>
-          <w:p>
-            <w:pPr>
-              <w:pStyle w:val="Compact"/>
-              <w:jc w:val="left"/>
-            </w:pPr>
-            <w:r>
-              <w:t xml:space="preserve">13</w:t>
-            </w:r>
-          </w:p>
-        </w:tc>
-        <w:tc>
-          <w:tcPr/>
-          <w:p>
-            <w:pPr>
-              <w:pStyle w:val="Compact"/>
-              <w:jc w:val="left"/>
-            </w:pPr>
-            <w:r>
-              <w:rPr>
-                <w:rStyle w:val="VerbatimChar"/>
-              </w:rPr>
-              <w:t xml:space="preserve">ZCL_PP_FCST_UTIL</w:t>
-            </w:r>
-            <w:r>
-              <w:t xml:space="preserve">, the seven other tables,</w:t>
-            </w:r>
-            <w:r>
-              <w:t xml:space="preserve"> </w:t>
-            </w:r>
-            <w:r>
-              <w:rPr>
-                <w:rStyle w:val="VerbatimChar"/>
-              </w:rPr>
-              <w:t xml:space="preserve">ZPPFCST</w:t>
-            </w:r>
-            <w:r>
-              <w:t xml:space="preserve">,</w:t>
-            </w:r>
-            <w:r>
-              <w:t xml:space="preserve"> </w:t>
-            </w:r>
-            <w:r>
-              <w:rPr>
-                <w:rStyle w:val="VerbatimChar"/>
-              </w:rPr>
-              <w:t xml:space="preserve">ZPP_FCST</w:t>
-            </w:r>
-            <w:r>
-              <w:t xml:space="preserve"> </w:t>
-            </w:r>
-            <w:r>
-              <w:t xml:space="preserve">auth object</w:t>
-            </w:r>
-          </w:p>
-        </w:tc>
-        <w:tc>
-          <w:tcPr/>
-          <w:p>
-            <w:pPr>
-              <w:pStyle w:val="Compact"/>
-            </w:pPr>
-          </w:p>
-        </w:tc>
-        <w:tc>
-          <w:tcPr/>
-          <w:p>
-            <w:pPr>
-              <w:pStyle w:val="Compact"/>
-              <w:jc w:val="left"/>
-            </w:pPr>
-            <w:r>
-              <w:t xml:space="preserve">No change</w:t>
-            </w:r>
-          </w:p>
-        </w:tc>
-        <w:tc>
-          <w:tcPr/>
-          <w:p>
-            <w:pPr>
-              <w:pStyle w:val="Compact"/>
-              <w:jc w:val="left"/>
-            </w:pPr>
-            <w:r>
-              <w:t xml:space="preserve">Shared</w:t>
+              <w:t xml:space="preserve">Shared, used as they are</w:t>
             </w:r>
           </w:p>
         </w:tc>
@@ -5238,44 +6099,62 @@
         <w:pStyle w:val="BodyText"/>
       </w:pPr>
       <w:r>
-        <w:t xml:space="preserve">Messages: the brand upload reuses the existing result texts pattern (</w:t>
-      </w:r>
-      <w:r>
-        <w:t xml:space="preserve">“</w:t>
-      </w:r>
-      <w:r>
-        <w:t xml:space="preserve">Brand uploaded</w:t>
-      </w:r>
-      <w:r>
-        <w:t xml:space="preserve">”</w:t>
-      </w:r>
-      <w:r>
-        <w:t xml:space="preserve">,</w:t>
+        <w:t xml:space="preserve">Messages: the Paints uploads reuse</w:t>
       </w:r>
       <w:r>
         <w:t xml:space="preserve"> </w:t>
       </w:r>
       <w:r>
-        <w:t xml:space="preserve">“</w:t>
-      </w:r>
-      <w:r>
-        <w:t xml:space="preserve">Material is not created in the Plant</w:t>
-      </w:r>
-      <w:r>
-        <w:t xml:space="preserve">”</w:t>
-      </w:r>
-      <w:r>
-        <w:t xml:space="preserve">); no new message number is expected. Any that</w:t>
+        <w:rPr>
+          <w:rStyle w:val="VerbatimChar"/>
+        </w:rPr>
+        <w:t xml:space="preserve">ZPP_FCST</w:t>
       </w:r>
       <w:r>
         <w:t xml:space="preserve"> </w:t>
       </w:r>
       <w:r>
-        <w:t xml:space="preserve">turns out to be needed is listed at build time.</w:t>
+        <w:t xml:space="preserve">012, 013, 014, 015 and 024 by reading them;</w:t>
+      </w:r>
+      <w:r>
+        <w:t xml:space="preserve"> </w:t>
+      </w:r>
+      <w:r>
+        <w:t xml:space="preserve">the result texts are literals in the program as on Adhesive. No new message number is</w:t>
+      </w:r>
+      <w:r>
+        <w:t xml:space="preserve"> </w:t>
+      </w:r>
+      <w:r>
+        <w:t xml:space="preserve">expected; if one is needed it goes into a new class</w:t>
+      </w:r>
+      <w:r>
+        <w:t xml:space="preserve"> </w:t>
+      </w:r>
+      <w:r>
+        <w:rPr>
+          <w:rStyle w:val="VerbatimChar"/>
+        </w:rPr>
+        <w:t xml:space="preserve">ZPP_FCST_PNT</w:t>
+      </w:r>
+      <w:r>
+        <w:t xml:space="preserve">, not into</w:t>
+      </w:r>
+      <w:r>
+        <w:t xml:space="preserve"> </w:t>
+      </w:r>
+      <w:r>
+        <w:rPr>
+          <w:rStyle w:val="VerbatimChar"/>
+        </w:rPr>
+        <w:t xml:space="preserve">ZPP_FCST</w:t>
+      </w:r>
+      <w:r>
+        <w:t xml:space="preserve">.</w:t>
       </w:r>
     </w:p>
-    <w:bookmarkEnd w:id="27"/>
-    <w:bookmarkStart w:id="28" w:name="requirement-mapping"/>
+    <w:bookmarkEnd w:id="28"/>
+    <w:bookmarkStart w:id="29" w:name="requirement-mapping"/>
     <w:p>
       <w:pPr>
         <w:pStyle w:val="Heading2"/>
@@ -5455,7 +6334,7 @@
               <w:jc w:val="left"/>
             </w:pPr>
             <w:r>
-              <w:t xml:space="preserve">Product category, load factor, MTS/MTO maintenance and upload</w:t>
+              <w:t xml:space="preserve">Product category, load factor, indicator maintenance and upload</w:t>
             </w:r>
           </w:p>
         </w:tc>
@@ -5485,6 +6364,156 @@
               <w:t xml:space="preserve">ZPPT_PROD_CAT</w:t>
             </w:r>
             <w:r>
+              <w:t xml:space="preserve"> </w:t>
+            </w:r>
+            <w:r>
+              <w:t xml:space="preserve">(shared); upload in</w:t>
+            </w:r>
+            <w:r>
+              <w:t xml:space="preserve"> </w:t>
+            </w:r>
+            <w:r>
+              <w:rPr>
+                <w:rStyle w:val="VerbatimChar"/>
+              </w:rPr>
+              <w:t xml:space="preserve">ZPP_FORECAST_PAINTS_UPL</w:t>
+            </w:r>
+            <w:r>
+              <w:t xml:space="preserve"> </w:t>
+            </w:r>
+            <w:r>
+              <w:t xml:space="preserve">because of the two new indicator values; domain change</w:t>
+            </w:r>
+          </w:p>
+        </w:tc>
+      </w:tr>
+      <w:tr>
+        <w:tc>
+          <w:tcPr/>
+          <w:p>
+            <w:pPr>
+              <w:pStyle w:val="Compact"/>
+              <w:jc w:val="left"/>
+            </w:pPr>
+            <w:r>
+              <w:t xml:space="preserve">Material tracking (new code, old codes)</w:t>
+            </w:r>
+          </w:p>
+        </w:tc>
+        <w:tc>
+          <w:tcPr/>
+          <w:p>
+            <w:pPr>
+              <w:pStyle w:val="Compact"/>
+              <w:jc w:val="left"/>
+            </w:pPr>
+            <w:r>
+              <w:t xml:space="preserve">Annual sheet rows 50–62</w:t>
+            </w:r>
+          </w:p>
+        </w:tc>
+        <w:tc>
+          <w:tcPr/>
+          <w:p>
+            <w:pPr>
+              <w:pStyle w:val="Compact"/>
+              <w:jc w:val="left"/>
+            </w:pPr>
+            <w:r>
+              <w:rPr>
+                <w:rStyle w:val="VerbatimChar"/>
+              </w:rPr>
+              <w:t xml:space="preserve">ZPPT_MAT_TRACK</w:t>
+            </w:r>
+            <w:r>
+              <w:t xml:space="preserve">, ZFCST_UPL type TRK (shared, five old codes)</w:t>
+            </w:r>
+          </w:p>
+        </w:tc>
+      </w:tr>
+      <w:tr>
+        <w:tc>
+          <w:tcPr/>
+          <w:p>
+            <w:pPr>
+              <w:pStyle w:val="Compact"/>
+              <w:jc w:val="left"/>
+            </w:pPr>
+            <w:r>
+              <w:t xml:space="preserve">Material exclusion</w:t>
+            </w:r>
+          </w:p>
+        </w:tc>
+        <w:tc>
+          <w:tcPr/>
+          <w:p>
+            <w:pPr>
+              <w:pStyle w:val="Compact"/>
+              <w:jc w:val="left"/>
+            </w:pPr>
+            <w:r>
+              <w:t xml:space="preserve">Annual sheet rows 64–70</w:t>
+            </w:r>
+          </w:p>
+        </w:tc>
+        <w:tc>
+          <w:tcPr/>
+          <w:p>
+            <w:pPr>
+              <w:pStyle w:val="Compact"/>
+              <w:jc w:val="left"/>
+            </w:pPr>
+            <w:r>
+              <w:rPr>
+                <w:rStyle w:val="VerbatimChar"/>
+              </w:rPr>
+              <w:t xml:space="preserve">ZPPT_MAT_EXCL</w:t>
+            </w:r>
+            <w:r>
+              <w:t xml:space="preserve">, ZFCST_UPL type EXC (shared)</w:t>
+            </w:r>
+          </w:p>
+        </w:tc>
+      </w:tr>
+      <w:tr>
+        <w:tc>
+          <w:tcPr/>
+          <w:p>
+            <w:pPr>
+              <w:pStyle w:val="Compact"/>
+              <w:jc w:val="left"/>
+            </w:pPr>
+            <w:r>
+              <w:t xml:space="preserve">Brand per plant and material, upload</w:t>
+            </w:r>
+          </w:p>
+        </w:tc>
+        <w:tc>
+          <w:tcPr/>
+          <w:p>
+            <w:pPr>
+              <w:pStyle w:val="Compact"/>
+              <w:jc w:val="left"/>
+            </w:pPr>
+            <w:r>
+              <w:t xml:space="preserve">Annual sheet rows 70, 85</w:t>
+            </w:r>
+          </w:p>
+        </w:tc>
+        <w:tc>
+          <w:tcPr/>
+          <w:p>
+            <w:pPr>
+              <w:pStyle w:val="Compact"/>
+              <w:jc w:val="left"/>
+            </w:pPr>
+            <w:r>
+              <w:rPr>
+                <w:rStyle w:val="VerbatimChar"/>
+              </w:rPr>
+              <w:t xml:space="preserve">ZPPT_BRAND</w:t>
+            </w:r>
+            <w:r>
               <w:t xml:space="preserve">,</w:t>
             </w:r>
             <w:r>
@@ -5494,145 +6523,10 @@
               <w:rPr>
                 <w:rStyle w:val="VerbatimChar"/>
               </w:rPr>
-              <w:t xml:space="preserve">ZPP_FORECAST_UPLOAD</w:t>
-            </w:r>
-            <w:r>
-              <w:t xml:space="preserve"> </w:t>
-            </w:r>
-            <w:r>
-              <w:t xml:space="preserve">type CAT (shared); domain change for the two new values</w:t>
-            </w:r>
-          </w:p>
-        </w:tc>
-      </w:tr>
-      <w:tr>
-        <w:tc>
-          <w:tcPr/>
-          <w:p>
-            <w:pPr>
-              <w:pStyle w:val="Compact"/>
-              <w:jc w:val="left"/>
-            </w:pPr>
-            <w:r>
-              <w:t xml:space="preserve">Material tracking (new code, old codes)</w:t>
-            </w:r>
-          </w:p>
-        </w:tc>
-        <w:tc>
-          <w:tcPr/>
-          <w:p>
-            <w:pPr>
-              <w:pStyle w:val="Compact"/>
-              <w:jc w:val="left"/>
-            </w:pPr>
-            <w:r>
-              <w:t xml:space="preserve">Annual sheet rows 50–62</w:t>
-            </w:r>
-          </w:p>
-        </w:tc>
-        <w:tc>
-          <w:tcPr/>
-          <w:p>
-            <w:pPr>
-              <w:pStyle w:val="Compact"/>
-              <w:jc w:val="left"/>
-            </w:pPr>
-            <w:r>
-              <w:rPr>
-                <w:rStyle w:val="VerbatimChar"/>
-              </w:rPr>
-              <w:t xml:space="preserve">ZPPT_MAT_TRACK</w:t>
-            </w:r>
-            <w:r>
-              <w:t xml:space="preserve">, upload type TRK (shared, five old codes)</w:t>
-            </w:r>
-          </w:p>
-        </w:tc>
-      </w:tr>
-      <w:tr>
-        <w:tc>
-          <w:tcPr/>
-          <w:p>
-            <w:pPr>
-              <w:pStyle w:val="Compact"/>
-              <w:jc w:val="left"/>
-            </w:pPr>
-            <w:r>
-              <w:t xml:space="preserve">Material exclusion</w:t>
-            </w:r>
-          </w:p>
-        </w:tc>
-        <w:tc>
-          <w:tcPr/>
-          <w:p>
-            <w:pPr>
-              <w:pStyle w:val="Compact"/>
-              <w:jc w:val="left"/>
-            </w:pPr>
-            <w:r>
-              <w:t xml:space="preserve">Annual sheet rows 64–70</w:t>
-            </w:r>
-          </w:p>
-        </w:tc>
-        <w:tc>
-          <w:tcPr/>
-          <w:p>
-            <w:pPr>
-              <w:pStyle w:val="Compact"/>
-              <w:jc w:val="left"/>
-            </w:pPr>
-            <w:r>
-              <w:rPr>
-                <w:rStyle w:val="VerbatimChar"/>
-              </w:rPr>
-              <w:t xml:space="preserve">ZPPT_MAT_EXCL</w:t>
-            </w:r>
-            <w:r>
-              <w:t xml:space="preserve">, upload type EXC (shared)</w:t>
-            </w:r>
-          </w:p>
-        </w:tc>
-      </w:tr>
-      <w:tr>
-        <w:tc>
-          <w:tcPr/>
-          <w:p>
-            <w:pPr>
-              <w:pStyle w:val="Compact"/>
-              <w:jc w:val="left"/>
-            </w:pPr>
-            <w:r>
-              <w:t xml:space="preserve">Brand per plant and material, upload</w:t>
-            </w:r>
-          </w:p>
-        </w:tc>
-        <w:tc>
-          <w:tcPr/>
-          <w:p>
-            <w:pPr>
-              <w:pStyle w:val="Compact"/>
-              <w:jc w:val="left"/>
-            </w:pPr>
-            <w:r>
-              <w:t xml:space="preserve">Annual sheet rows 70, 85</w:t>
-            </w:r>
-          </w:p>
-        </w:tc>
-        <w:tc>
-          <w:tcPr/>
-          <w:p>
-            <w:pPr>
-              <w:pStyle w:val="Compact"/>
-              <w:jc w:val="left"/>
-            </w:pPr>
-            <w:r>
-              <w:rPr>
-                <w:rStyle w:val="VerbatimChar"/>
-              </w:rPr>
-              <w:t xml:space="preserve">ZPPT_BRAND</w:t>
-            </w:r>
-            <w:r>
-              <w:t xml:space="preserve">, upload type BRD (new),</w:t>
+              <w:t xml:space="preserve">ZPP_FORECAST_PAINTS_UPL</w:t>
+            </w:r>
+            <w:r>
+              <w:t xml:space="preserve">,</w:t>
             </w:r>
             <w:r>
               <w:t xml:space="preserve"> </w:t>
@@ -5714,7 +6608,7 @@
               <w:jc w:val="left"/>
             </w:pPr>
             <w:r>
-              <w:t xml:space="preserve">Rows 87, quarter sheet 30–34</w:t>
+              <w:t xml:space="preserve">Row 87; quarter sheet 30–34</w:t>
             </w:r>
           </w:p>
         </w:tc>
@@ -5861,22 +6755,7 @@
               <w:jc w:val="left"/>
             </w:pPr>
             <w:r>
-              <w:t xml:space="preserve">engine</w:t>
-            </w:r>
-            <w:r>
-              <w:t xml:space="preserve"> </w:t>
-            </w:r>
-            <w:r>
-              <w:rPr>
-                <w:rStyle w:val="VerbatimChar"/>
-              </w:rPr>
-              <w:t xml:space="preserve">READ_PRICES</w:t>
-            </w:r>
-            <w:r>
-              <w:t xml:space="preserve"> </w:t>
-            </w:r>
-            <w:r>
-              <w:t xml:space="preserve">(shared), called for annual by</w:t>
+              <w:t xml:space="preserve">engine (quarterly, monthly);</w:t>
             </w:r>
             <w:r>
               <w:t xml:space="preserve"> </w:t>
@@ -5887,6 +6766,12 @@
               </w:rPr>
               <w:t xml:space="preserve">ZCL_PP_FCST_PNT</w:t>
             </w:r>
+            <w:r>
+              <w:t xml:space="preserve"> </w:t>
+            </w:r>
+            <w:r>
+              <w:t xml:space="preserve">(annual)</w:t>
+            </w:r>
           </w:p>
         </w:tc>
       </w:tr>
@@ -6064,7 +6949,7 @@
               <w:jc w:val="left"/>
             </w:pPr>
             <w:r>
-              <w:t xml:space="preserve">upload type HIST (shared)</w:t>
+              <w:t xml:space="preserve">ZFCST_UPL type HIST (shared)</w:t>
             </w:r>
           </w:p>
         </w:tc>
@@ -6102,7 +6987,7 @@
               <w:jc w:val="left"/>
             </w:pPr>
             <w:r>
-              <w:t xml:space="preserve">upload types BUSQ / BUSM (shared)</w:t>
+              <w:t xml:space="preserve">ZFCST_UPL types BUSQ / BUSM (shared)</w:t>
             </w:r>
           </w:p>
         </w:tc>
@@ -6140,7 +7025,7 @@
               <w:jc w:val="left"/>
             </w:pPr>
             <w:r>
-              <w:t xml:space="preserve">upload types CHGQ / CHGM (shared), per M6</w:t>
+              <w:t xml:space="preserve">ZFCST_UPL types CHGQ / CHGM (shared), per M6</w:t>
             </w:r>
           </w:p>
         </w:tc>
@@ -6248,8 +7133,8 @@
         <w:t xml:space="preserve">Nothing in the FS maps to no object. Nothing is built that the FS does not ask for.</w:t>
       </w:r>
     </w:p>
-    <w:bookmarkEnd w:id="28"/>
-    <w:bookmarkStart w:id="29" w:name="before-the-build-can-start"/>
+    <w:bookmarkEnd w:id="29"/>
+    <w:bookmarkStart w:id="30" w:name="before-the-build-can-start"/>
     <w:p>
       <w:pPr>
         <w:pStyle w:val="Heading2"/>
@@ -6315,10 +7200,40 @@
         <w:rPr>
           <w:rStyle w:val="VerbatimChar"/>
         </w:rPr>
+        <w:t xml:space="preserve">ZPP_FORECAST</w:t>
+      </w:r>
+      <w:r>
+        <w:t xml:space="preserve"> </w:t>
+      </w:r>
+      <w:r>
+        <w:t xml:space="preserve">and</w:t>
+      </w:r>
+      <w:r>
+        <w:t xml:space="preserve"> </w:t>
+      </w:r>
+      <w:r>
+        <w:rPr>
+          <w:rStyle w:val="VerbatimChar"/>
+        </w:rPr>
         <w:t xml:space="preserve">ZPP_FORECAST_UPLOAD</w:t>
       </w:r>
       <w:r>
-        <w:t xml:space="preserve">,</w:t>
+        <w:t xml:space="preserve"> </w:t>
+      </w:r>
+      <w:r>
+        <w:t xml:space="preserve">from the running</w:t>
+      </w:r>
+      <w:r>
+        <w:t xml:space="preserve"> </w:t>
+      </w:r>
+      <w:r>
+        <w:t xml:space="preserve">system. Both are copied, not changed, but the copy must start from what runs, and no</w:t>
+      </w:r>
+      <w:r>
+        <w:t xml:space="preserve"> </w:t>
+      </w:r>
+      <w:r>
+        <w:t xml:space="preserve">download has been supplied since 03/09/26.</w:t>
       </w:r>
       <w:r>
         <w:t xml:space="preserve"> </w:t>
@@ -6330,49 +7245,22 @@
         <w:t xml:space="preserve">ZCL_PP_FCST</w:t>
       </w:r>
       <w:r>
-        <w:t xml:space="preserve">,</w:t>
-      </w:r>
-      <w:r>
         <w:t xml:space="preserve"> </w:t>
       </w:r>
       <w:r>
-        <w:rPr>
-          <w:rStyle w:val="VerbatimChar"/>
-        </w:rPr>
-        <w:t xml:space="preserve">ZCL_PP_FCST_UTIL</w:t>
+        <w:t xml:space="preserve">is called, not copied, so its</w:t>
       </w:r>
       <w:r>
         <w:t xml:space="preserve"> </w:t>
       </w:r>
       <w:r>
-        <w:t xml:space="preserve">and</w:t>
+        <w:t xml:space="preserve">public interface as in the repo is enough — unless it has been edited in SAP since</w:t>
       </w:r>
       <w:r>
         <w:t xml:space="preserve"> </w:t>
       </w:r>
       <w:r>
-        <w:rPr>
-          <w:rStyle w:val="VerbatimChar"/>
-        </w:rPr>
-        <w:t xml:space="preserve">ZPP_FORECAST</w:t>
-      </w:r>
-      <w:r>
-        <w:t xml:space="preserve"> </w:t>
-      </w:r>
-      <w:r>
-        <w:t xml:space="preserve">from the running system. Three of them are changed or copied, and</w:t>
-      </w:r>
-      <w:r>
-        <w:t xml:space="preserve"> </w:t>
-      </w:r>
-      <w:r>
-        <w:t xml:space="preserve">no download has been supplied since 03/09/26; the repo copy is not to be trusted as</w:t>
-      </w:r>
-      <w:r>
-        <w:t xml:space="preserve"> </w:t>
-      </w:r>
-      <w:r>
-        <w:t xml:space="preserve">current.</w:t>
+        <w:t xml:space="preserve">30/09/26, in which case its download too.</w:t>
       </w:r>
     </w:p>
     <w:p>
@@ -6399,7 +7287,7 @@
         <w:t xml:space="preserve"> </w:t>
       </w:r>
       <w:r>
-        <w:t xml:space="preserve">and</w:t>
+        <w:t xml:space="preserve">(fixed values) and</w:t>
       </w:r>
       <w:r>
         <w:t xml:space="preserve"> </w:t>
@@ -6411,16 +7299,7 @@
         <w:t xml:space="preserve">ZPPT_PROD_CAT</w:t>
       </w:r>
       <w:r>
-        <w:t xml:space="preserve"> </w:t>
-      </w:r>
-      <w:r>
-        <w:t xml:space="preserve">(fixed values and fields),</w:t>
-      </w:r>
-      <w:r>
-        <w:t xml:space="preserve"> </w:t>
-      </w:r>
-      <w:r>
-        <w:t xml:space="preserve">since the domain is changed.</w:t>
+        <w:t xml:space="preserve">.</w:t>
       </w:r>
     </w:p>
     <w:p>
@@ -6441,8 +7320,8 @@
         <w:t xml:space="preserve">Adhesive objects.</w:t>
       </w:r>
     </w:p>
-    <w:bookmarkEnd w:id="29"/>
-    <w:bookmarkStart w:id="30" w:name="position-summary"/>
+    <w:bookmarkEnd w:id="30"/>
+    <w:bookmarkStart w:id="31" w:name="position-summary"/>
     <w:p>
       <w:pPr>
         <w:pStyle w:val="Heading2"/>
@@ -6462,25 +7341,31 @@
         <w:t xml:space="preserve"> </w:t>
       </w:r>
       <w:r>
-        <w:t xml:space="preserve">tables, engine, upload and report is the natural reading of the FS, which names those very</w:t>
+        <w:t xml:space="preserve">tables, engine, six of the eight upload types and the report is the natural reading of</w:t>
       </w:r>
       <w:r>
         <w:t xml:space="preserve"> </w:t>
       </w:r>
       <w:r>
-        <w:t xml:space="preserve">tables, and it is what keeps the two divisions from drifting apart. The build is one new</w:t>
+        <w:t xml:space="preserve">the FS, which names those very tables, and it keeps the two divisions from drifting apart.</w:t>
       </w:r>
       <w:r>
         <w:t xml:space="preserve"> </w:t>
       </w:r>
       <w:r>
-        <w:t xml:space="preserve">table with its upload type, one enrichment class and one new generation program, plus a</w:t>
+        <w:t xml:space="preserve">Under the rule that nothing Adhesive is edited, the build is: one new table with its</w:t>
       </w:r>
       <w:r>
         <w:t xml:space="preserve"> </w:t>
       </w:r>
       <w:r>
-        <w:t xml:space="preserve">one-line visibility change in the engine and two fixed values on a domain.</w:t>
+        <w:t xml:space="preserve">domain, data element and view; one enrichment class; one generation program; one</w:t>
+      </w:r>
+      <w:r>
+        <w:t xml:space="preserve"> </w:t>
+      </w:r>
+      <w:r>
+        <w:t xml:space="preserve">two-type upload program; and two fixed values on one domain.</w:t>
       </w:r>
     </w:p>
     <w:p>
@@ -6512,11 +7397,1826 @@
         <w:t xml:space="preserve"> </w:t>
       </w:r>
       <w:r>
-        <w:t xml:space="preserve">is requested under Q9.</w:t>
+        <w:t xml:space="preserve">is requested under Q10.</w:t>
       </w:r>
     </w:p>
-    <w:bookmarkEnd w:id="30"/>
     <w:bookmarkEnd w:id="31"/>
+    <w:bookmarkStart w:id="32" w:name="Xf147943d506474e423cf71759f116a037ba7a37"/>
+    <w:p>
+      <w:pPr>
+        <w:pStyle w:val="Heading2"/>
+      </w:pPr>
+      <w:r>
+        <w:t xml:space="preserve">8. Defects and inconsistencies found in the FS</w:t>
+      </w:r>
+    </w:p>
+    <w:p>
+      <w:pPr>
+        <w:pStyle w:val="FirstParagraph"/>
+      </w:pPr>
+      <w:r>
+        <w:t xml:space="preserve">Listed so the FS can be corrected and re-issued. Each is tied to an assumption or query</w:t>
+      </w:r>
+      <w:r>
+        <w:t xml:space="preserve"> </w:t>
+      </w:r>
+      <w:r>
+        <w:t xml:space="preserve">above; none is resolved silently in code.</w:t>
+      </w:r>
+    </w:p>
+    <w:tbl>
+      <w:tblPr>
+        <w:tblStyle w:val="Table"/>
+        <w:tblW w:type="pct" w:w="5000"/>
+        <w:tblLook w:firstRow="1" w:lastRow="0" w:firstColumn="0" w:lastColumn="0" w:noHBand="0" w:noVBand="0" w:val="0020"/>
+        <w:jc w:val="start"/>
+      </w:tblPr>
+      <w:tblGrid>
+        <w:gridCol w:w="350"/>
+        <w:gridCol w:w="5256"/>
+        <w:gridCol w:w="1471"/>
+        <w:gridCol w:w="841"/>
+      </w:tblGrid>
+      <w:tr>
+        <w:trPr>
+          <w:tblHeader w:val="true"/>
+        </w:trPr>
+        <w:tc>
+          <w:tcPr/>
+          <w:p>
+            <w:pPr>
+              <w:pStyle w:val="Compact"/>
+              <w:jc w:val="left"/>
+            </w:pPr>
+            <w:r>
+              <w:t xml:space="preserve">#</w:t>
+            </w:r>
+          </w:p>
+        </w:tc>
+        <w:tc>
+          <w:tcPr/>
+          <w:p>
+            <w:pPr>
+              <w:pStyle w:val="Compact"/>
+              <w:jc w:val="left"/>
+            </w:pPr>
+            <w:r>
+              <w:t xml:space="preserve">Finding</w:t>
+            </w:r>
+          </w:p>
+        </w:tc>
+        <w:tc>
+          <w:tcPr/>
+          <w:p>
+            <w:pPr>
+              <w:pStyle w:val="Compact"/>
+              <w:jc w:val="left"/>
+            </w:pPr>
+            <w:r>
+              <w:t xml:space="preserve">Where</w:t>
+            </w:r>
+          </w:p>
+        </w:tc>
+        <w:tc>
+          <w:tcPr/>
+          <w:p>
+            <w:pPr>
+              <w:pStyle w:val="Compact"/>
+              <w:jc w:val="left"/>
+            </w:pPr>
+            <w:r>
+              <w:t xml:space="preserve">Handled under</w:t>
+            </w:r>
+          </w:p>
+        </w:tc>
+      </w:tr>
+      <w:tr>
+        <w:tc>
+          <w:tcPr/>
+          <w:p>
+            <w:pPr>
+              <w:pStyle w:val="Compact"/>
+              <w:jc w:val="left"/>
+            </w:pPr>
+            <w:r>
+              <w:t xml:space="preserve">F01</w:t>
+            </w:r>
+          </w:p>
+        </w:tc>
+        <w:tc>
+          <w:tcPr/>
+          <w:p>
+            <w:pPr>
+              <w:pStyle w:val="Compact"/>
+              <w:jc w:val="left"/>
+            </w:pPr>
+            <w:r>
+              <w:t xml:space="preserve">The</w:t>
+            </w:r>
+            <w:r>
+              <w:t xml:space="preserve"> </w:t>
+            </w:r>
+            <w:r>
+              <w:t xml:space="preserve">“</w:t>
+            </w:r>
+            <w:r>
+              <w:t xml:space="preserve">Month</w:t>
+            </w:r>
+            <w:r>
+              <w:t xml:space="preserve">”</w:t>
+            </w:r>
+            <w:r>
+              <w:t xml:space="preserve"> </w:t>
+            </w:r>
+            <w:r>
+              <w:t xml:space="preserve">sheet is a copy of the quarterly sheet: headed 1.3 Monthly Forecasting but with Quarter mandatory, the Q2 example, the M4–M6 save layout and no monthly formula. Monthly logic exists only on Sheet1 row 78 and the one-month header at RADIO BUTTON 1 row 135</w:t>
+            </w:r>
+          </w:p>
+        </w:tc>
+        <w:tc>
+          <w:tcPr/>
+          <w:p>
+            <w:pPr>
+              <w:pStyle w:val="Compact"/>
+              <w:jc w:val="left"/>
+            </w:pPr>
+            <w:r>
+              <w:t xml:space="preserve">Month sheet</w:t>
+            </w:r>
+          </w:p>
+        </w:tc>
+        <w:tc>
+          <w:tcPr/>
+          <w:p>
+            <w:pPr>
+              <w:pStyle w:val="Compact"/>
+              <w:jc w:val="left"/>
+            </w:pPr>
+            <w:r>
+              <w:t xml:space="preserve">P17</w:t>
+            </w:r>
+          </w:p>
+        </w:tc>
+      </w:tr>
+      <w:tr>
+        <w:tc>
+          <w:tcPr/>
+          <w:p>
+            <w:pPr>
+              <w:pStyle w:val="Compact"/>
+              <w:jc w:val="left"/>
+            </w:pPr>
+            <w:r>
+              <w:t xml:space="preserve">F02</w:t>
+            </w:r>
+          </w:p>
+        </w:tc>
+        <w:tc>
+          <w:tcPr/>
+          <w:p>
+            <w:pPr>
+              <w:pStyle w:val="Compact"/>
+              <w:jc w:val="left"/>
+            </w:pPr>
+            <w:r>
+              <w:t xml:space="preserve">Annual header and sample disagree: the header has no last-year history columns, the sample rows carry twelve history months, total, category, growth and forecast total in the Adhesive order, ten columns out of step with the header</w:t>
+            </w:r>
+          </w:p>
+        </w:tc>
+        <w:tc>
+          <w:tcPr/>
+          <w:p>
+            <w:pPr>
+              <w:pStyle w:val="Compact"/>
+              <w:jc w:val="left"/>
+            </w:pPr>
+            <w:r>
+              <w:t xml:space="preserve">RADIO BUTTON 1 rows 23–29, 75–80</w:t>
+            </w:r>
+          </w:p>
+        </w:tc>
+        <w:tc>
+          <w:tcPr/>
+          <w:p>
+            <w:pPr>
+              <w:pStyle w:val="Compact"/>
+              <w:jc w:val="left"/>
+            </w:pPr>
+            <w:r>
+              <w:t xml:space="preserve">M7</w:t>
+            </w:r>
+          </w:p>
+        </w:tc>
+      </w:tr>
+      <w:tr>
+        <w:tc>
+          <w:tcPr/>
+          <w:p>
+            <w:pPr>
+              <w:pStyle w:val="Compact"/>
+              <w:jc w:val="left"/>
+            </w:pPr>
+            <w:r>
+              <w:t xml:space="preserve">F03</w:t>
+            </w:r>
+          </w:p>
+        </w:tc>
+        <w:tc>
+          <w:tcPr/>
+          <w:p>
+            <w:pPr>
+              <w:pStyle w:val="Compact"/>
+              <w:jc w:val="left"/>
+            </w:pPr>
+            <w:r>
+              <w:t xml:space="preserve">Header typos:</w:t>
+            </w:r>
+            <w:r>
+              <w:t xml:space="preserve"> </w:t>
+            </w:r>
+            <w:r>
+              <w:rPr>
+                <w:rStyle w:val="VerbatimChar"/>
+              </w:rPr>
+              <w:t xml:space="preserve">FEB 26</w:t>
+            </w:r>
+            <w:r>
+              <w:t xml:space="preserve"> </w:t>
+            </w:r>
+            <w:r>
+              <w:t xml:space="preserve">and</w:t>
+            </w:r>
+            <w:r>
+              <w:t xml:space="preserve"> </w:t>
+            </w:r>
+            <w:r>
+              <w:rPr>
+                <w:rStyle w:val="VerbatimChar"/>
+              </w:rPr>
+              <w:t xml:space="preserve">MAR 26</w:t>
+            </w:r>
+            <w:r>
+              <w:t xml:space="preserve"> </w:t>
+            </w:r>
+            <w:r>
+              <w:t xml:space="preserve">under</w:t>
+            </w:r>
+            <w:r>
+              <w:t xml:space="preserve"> </w:t>
+            </w:r>
+            <w:r>
+              <w:rPr>
+                <w:rStyle w:val="VerbatimChar"/>
+              </w:rPr>
+              <w:t xml:space="preserve">Q4_26-27</w:t>
+            </w:r>
+            <w:r>
+              <w:t xml:space="preserve"> </w:t>
+            </w:r>
+            <w:r>
+              <w:t xml:space="preserve">should read 27; thirteen</w:t>
+            </w:r>
+            <w:r>
+              <w:t xml:space="preserve"> </w:t>
+            </w:r>
+            <w:r>
+              <w:t xml:space="preserve">“</w:t>
+            </w:r>
+            <w:r>
+              <w:t xml:space="preserve">Value in Crores</w:t>
+            </w:r>
+            <w:r>
+              <w:t xml:space="preserve">”</w:t>
+            </w:r>
+            <w:r>
+              <w:t xml:space="preserve"> </w:t>
+            </w:r>
+            <w:r>
+              <w:t xml:space="preserve">columns for twelve months (the last repeats March)</w:t>
+            </w:r>
+          </w:p>
+        </w:tc>
+        <w:tc>
+          <w:tcPr/>
+          <w:p>
+            <w:pPr>
+              <w:pStyle w:val="Compact"/>
+              <w:jc w:val="left"/>
+            </w:pPr>
+            <w:r>
+              <w:t xml:space="preserve">RADIO BUTTON 1 rows 23, 75</w:t>
+            </w:r>
+          </w:p>
+        </w:tc>
+        <w:tc>
+          <w:tcPr/>
+          <w:p>
+            <w:pPr>
+              <w:pStyle w:val="Compact"/>
+              <w:jc w:val="left"/>
+            </w:pPr>
+            <w:r>
+              <w:t xml:space="preserve">P15</w:t>
+            </w:r>
+          </w:p>
+        </w:tc>
+      </w:tr>
+      <w:tr>
+        <w:tc>
+          <w:tcPr/>
+          <w:p>
+            <w:pPr>
+              <w:pStyle w:val="Compact"/>
+              <w:jc w:val="left"/>
+            </w:pPr>
+            <w:r>
+              <w:t xml:space="preserve">F04</w:t>
+            </w:r>
+          </w:p>
+        </w:tc>
+        <w:tc>
+          <w:tcPr/>
+          <w:p>
+            <w:pPr>
+              <w:pStyle w:val="Compact"/>
+              <w:jc w:val="left"/>
+            </w:pPr>
+            <w:r>
+              <w:t xml:space="preserve">Sales organisation 4000 in the quantity-per-carton row, 1100 in the material-group rows</w:t>
+            </w:r>
+          </w:p>
+        </w:tc>
+        <w:tc>
+          <w:tcPr/>
+          <w:p>
+            <w:pPr>
+              <w:pStyle w:val="Compact"/>
+              <w:jc w:val="left"/>
+            </w:pPr>
+            <w:r>
+              <w:t xml:space="preserve">RADIO BUTTON 1 row 91; Quarter rows 30–34</w:t>
+            </w:r>
+          </w:p>
+        </w:tc>
+        <w:tc>
+          <w:tcPr/>
+          <w:p>
+            <w:pPr>
+              <w:pStyle w:val="Compact"/>
+              <w:jc w:val="left"/>
+            </w:pPr>
+            <w:r>
+              <w:t xml:space="preserve">M4</w:t>
+            </w:r>
+          </w:p>
+        </w:tc>
+      </w:tr>
+      <w:tr>
+        <w:tc>
+          <w:tcPr/>
+          <w:p>
+            <w:pPr>
+              <w:pStyle w:val="Compact"/>
+              <w:jc w:val="left"/>
+            </w:pPr>
+            <w:r>
+              <w:t xml:space="preserve">F05</w:t>
+            </w:r>
+          </w:p>
+        </w:tc>
+        <w:tc>
+          <w:tcPr/>
+          <w:p>
+            <w:pPr>
+              <w:pStyle w:val="Compact"/>
+              <w:jc w:val="left"/>
+            </w:pPr>
+            <w:r>
+              <w:t xml:space="preserve">Tonnage on gross weight ÷ 1000 on the annual sheet; net weight × quantity, no division, in the quarter sheet logic rows. The quarterly header shows both tonnage columns and a gross-weight column</w:t>
+            </w:r>
+          </w:p>
+        </w:tc>
+        <w:tc>
+          <w:tcPr/>
+          <w:p>
+            <w:pPr>
+              <w:pStyle w:val="Compact"/>
+              <w:jc w:val="left"/>
+            </w:pPr>
+            <w:r>
+              <w:t xml:space="preserve">RADIO BUTTON 1 rows 89, 120; Quarter rows 29, 53–55</w:t>
+            </w:r>
+          </w:p>
+        </w:tc>
+        <w:tc>
+          <w:tcPr/>
+          <w:p>
+            <w:pPr>
+              <w:pStyle w:val="Compact"/>
+              <w:jc w:val="left"/>
+            </w:pPr>
+            <w:r>
+              <w:t xml:space="preserve">P11, Q4</w:t>
+            </w:r>
+          </w:p>
+        </w:tc>
+      </w:tr>
+      <w:tr>
+        <w:tc>
+          <w:tcPr/>
+          <w:p>
+            <w:pPr>
+              <w:pStyle w:val="Compact"/>
+              <w:jc w:val="left"/>
+            </w:pPr>
+            <w:r>
+              <w:t xml:space="preserve">F06</w:t>
+            </w:r>
+          </w:p>
+        </w:tc>
+        <w:tc>
+          <w:tcPr/>
+          <w:p>
+            <w:pPr>
+              <w:pStyle w:val="Compact"/>
+              <w:jc w:val="left"/>
+            </w:pPr>
+            <w:r>
+              <w:t xml:space="preserve">Pack-size rule incomplete: no rule for a material with several alternative units; refers to</w:t>
+            </w:r>
+            <w:r>
+              <w:t xml:space="preserve"> </w:t>
+            </w:r>
+            <w:r>
+              <w:rPr>
+                <w:rStyle w:val="VerbatimChar"/>
+              </w:rPr>
+              <w:t xml:space="preserve">MARA-MEINH</w:t>
+            </w:r>
+            <w:r>
+              <w:t xml:space="preserve">, which does not exist (</w:t>
+            </w:r>
+            <w:r>
+              <w:rPr>
+                <w:rStyle w:val="VerbatimChar"/>
+              </w:rPr>
+              <w:t xml:space="preserve">MARM-MEINH</w:t>
+            </w:r>
+            <w:r>
+              <w:t xml:space="preserve"> </w:t>
+            </w:r>
+            <w:r>
+              <w:t xml:space="preserve">meant); unit written</w:t>
+            </w:r>
+            <w:r>
+              <w:t xml:space="preserve"> </w:t>
+            </w:r>
+            <w:r>
+              <w:rPr>
+                <w:rStyle w:val="VerbatimChar"/>
+              </w:rPr>
+              <w:t xml:space="preserve">GM</w:t>
+            </w:r>
+            <w:r>
+              <w:t xml:space="preserve"> </w:t>
+            </w:r>
+            <w:r>
+              <w:t xml:space="preserve">where SAP uses</w:t>
+            </w:r>
+            <w:r>
+              <w:t xml:space="preserve"> </w:t>
+            </w:r>
+            <w:r>
+              <w:rPr>
+                <w:rStyle w:val="VerbatimChar"/>
+              </w:rPr>
+              <w:t xml:space="preserve">G</w:t>
+            </w:r>
+            <w:r>
+              <w:t xml:space="preserve">; UMREN alone is right only when UMREZ is 1</w:t>
+            </w:r>
+          </w:p>
+        </w:tc>
+        <w:tc>
+          <w:tcPr/>
+          <w:p>
+            <w:pPr>
+              <w:pStyle w:val="Compact"/>
+              <w:jc w:val="left"/>
+            </w:pPr>
+            <w:r>
+              <w:t xml:space="preserve">RADIO BUTTON 1 row 88</w:t>
+            </w:r>
+          </w:p>
+        </w:tc>
+        <w:tc>
+          <w:tcPr/>
+          <w:p>
+            <w:pPr>
+              <w:pStyle w:val="Compact"/>
+              <w:jc w:val="left"/>
+            </w:pPr>
+            <w:r>
+              <w:t xml:space="preserve">M5</w:t>
+            </w:r>
+          </w:p>
+        </w:tc>
+      </w:tr>
+      <w:tr>
+        <w:tc>
+          <w:tcPr/>
+          <w:p>
+            <w:pPr>
+              <w:pStyle w:val="Compact"/>
+              <w:jc w:val="left"/>
+            </w:pPr>
+            <w:r>
+              <w:t xml:space="preserve">F07</w:t>
+            </w:r>
+          </w:p>
+        </w:tc>
+        <w:tc>
+          <w:tcPr/>
+          <w:p>
+            <w:pPr>
+              <w:pStyle w:val="Compact"/>
+              <w:jc w:val="left"/>
+            </w:pPr>
+            <w:r>
+              <w:t xml:space="preserve">Additional forecast is per month on the ALV (three</w:t>
+            </w:r>
+            <w:r>
+              <w:t xml:space="preserve"> </w:t>
+            </w:r>
+            <w:r>
+              <w:t xml:space="preserve">“</w:t>
+            </w:r>
+            <w:r>
+              <w:t xml:space="preserve">additional</w:t>
+            </w:r>
+            <w:r>
+              <w:t xml:space="preserve">”</w:t>
+            </w:r>
+            <w:r>
+              <w:t xml:space="preserve"> </w:t>
+            </w:r>
+            <w:r>
+              <w:t xml:space="preserve">and three</w:t>
+            </w:r>
+            <w:r>
+              <w:t xml:space="preserve"> </w:t>
+            </w:r>
+            <w:r>
+              <w:t xml:space="preserve">“</w:t>
+            </w:r>
+            <w:r>
+              <w:t xml:space="preserve">final</w:t>
+            </w:r>
+            <w:r>
+              <w:t xml:space="preserve">”</w:t>
+            </w:r>
+            <w:r>
+              <w:t xml:space="preserve"> </w:t>
+            </w:r>
+            <w:r>
+              <w:t xml:space="preserve">columns) but the change-upload format has no Month column and the save list has one</w:t>
+            </w:r>
+            <w:r>
+              <w:t xml:space="preserve"> </w:t>
+            </w:r>
+            <w:r>
+              <w:t xml:space="preserve">“</w:t>
+            </w:r>
+            <w:r>
+              <w:t xml:space="preserve">additional</w:t>
+            </w:r>
+            <w:r>
+              <w:t xml:space="preserve">”</w:t>
+            </w:r>
+          </w:p>
+        </w:tc>
+        <w:tc>
+          <w:tcPr/>
+          <w:p>
+            <w:pPr>
+              <w:pStyle w:val="Compact"/>
+              <w:jc w:val="left"/>
+            </w:pPr>
+            <w:r>
+              <w:t xml:space="preserve">RADIO BUTTON 1 row 125; Quarter rows 91, 109–113</w:t>
+            </w:r>
+          </w:p>
+        </w:tc>
+        <w:tc>
+          <w:tcPr/>
+          <w:p>
+            <w:pPr>
+              <w:pStyle w:val="Compact"/>
+              <w:jc w:val="left"/>
+            </w:pPr>
+            <w:r>
+              <w:t xml:space="preserve">M6</w:t>
+            </w:r>
+          </w:p>
+        </w:tc>
+      </w:tr>
+      <w:tr>
+        <w:tc>
+          <w:tcPr/>
+          <w:p>
+            <w:pPr>
+              <w:pStyle w:val="Compact"/>
+              <w:jc w:val="left"/>
+            </w:pPr>
+            <w:r>
+              <w:t xml:space="preserve">F08</w:t>
+            </w:r>
+          </w:p>
+        </w:tc>
+        <w:tc>
+          <w:tcPr/>
+          <w:p>
+            <w:pPr>
+              <w:pStyle w:val="Compact"/>
+              <w:jc w:val="left"/>
+            </w:pPr>
+            <w:r>
+              <w:t xml:space="preserve">Upload column order differs between Sheet1 (Plant, Material, Quarter, FY, Qty) and the quarter sheet (Material, Plant, Quarter, Year, Sales Forecast), and both differ from the Adhesive templates in use</w:t>
+            </w:r>
+          </w:p>
+        </w:tc>
+        <w:tc>
+          <w:tcPr/>
+          <w:p>
+            <w:pPr>
+              <w:pStyle w:val="Compact"/>
+              <w:jc w:val="left"/>
+            </w:pPr>
+            <w:r>
+              <w:t xml:space="preserve">Sheet1 rows 57, 62; Quarter rows 104, 111</w:t>
+            </w:r>
+          </w:p>
+        </w:tc>
+        <w:tc>
+          <w:tcPr/>
+          <w:p>
+            <w:pPr>
+              <w:pStyle w:val="Compact"/>
+              <w:jc w:val="left"/>
+            </w:pPr>
+            <w:r>
+              <w:t xml:space="preserve">P20</w:t>
+            </w:r>
+          </w:p>
+        </w:tc>
+      </w:tr>
+      <w:tr>
+        <w:tc>
+          <w:tcPr/>
+          <w:p>
+            <w:pPr>
+              <w:pStyle w:val="Compact"/>
+              <w:jc w:val="left"/>
+            </w:pPr>
+            <w:r>
+              <w:t xml:space="preserve">F09</w:t>
+            </w:r>
+          </w:p>
+        </w:tc>
+        <w:tc>
+          <w:tcPr/>
+          <w:p>
+            <w:pPr>
+              <w:pStyle w:val="Compact"/>
+              <w:jc w:val="left"/>
+            </w:pPr>
+            <w:r>
+              <w:t xml:space="preserve">Brand table named</w:t>
+            </w:r>
+            <w:r>
+              <w:t xml:space="preserve"> </w:t>
+            </w:r>
+            <w:r>
+              <w:rPr>
+                <w:rStyle w:val="VerbatimChar"/>
+              </w:rPr>
+              <w:t xml:space="preserve">ZPP_BRAND</w:t>
+            </w:r>
+            <w:r>
+              <w:t xml:space="preserve"> </w:t>
+            </w:r>
+            <w:r>
+              <w:t xml:space="preserve">in the logic and</w:t>
+            </w:r>
+            <w:r>
+              <w:t xml:space="preserve"> </w:t>
+            </w:r>
+            <w:r>
+              <w:rPr>
+                <w:rStyle w:val="VerbatimChar"/>
+              </w:rPr>
+              <w:t xml:space="preserve">ZPPT_BRAND</w:t>
+            </w:r>
+            <w:r>
+              <w:t xml:space="preserve"> </w:t>
+            </w:r>
+            <w:r>
+              <w:t xml:space="preserve">in the upload block; the upload block sits under the exclusion upload heading, so it is unclear whether brand is a new upload or a column added to the exclusion upload; no brand length</w:t>
+            </w:r>
+          </w:p>
+        </w:tc>
+        <w:tc>
+          <w:tcPr/>
+          <w:p>
+            <w:pPr>
+              <w:pStyle w:val="Compact"/>
+              <w:jc w:val="left"/>
+            </w:pPr>
+            <w:r>
+              <w:t xml:space="preserve">RADIO BUTTON 1 rows 70, 85</w:t>
+            </w:r>
+          </w:p>
+        </w:tc>
+        <w:tc>
+          <w:tcPr/>
+          <w:p>
+            <w:pPr>
+              <w:pStyle w:val="Compact"/>
+              <w:jc w:val="left"/>
+            </w:pPr>
+            <w:r>
+              <w:t xml:space="preserve">M2</w:t>
+            </w:r>
+          </w:p>
+        </w:tc>
+      </w:tr>
+      <w:tr>
+        <w:tc>
+          <w:tcPr/>
+          <w:p>
+            <w:pPr>
+              <w:pStyle w:val="Compact"/>
+              <w:jc w:val="left"/>
+            </w:pPr>
+            <w:r>
+              <w:t xml:space="preserve">F10</w:t>
+            </w:r>
+          </w:p>
+        </w:tc>
+        <w:tc>
+          <w:tcPr/>
+          <w:p>
+            <w:pPr>
+              <w:pStyle w:val="Compact"/>
+              <w:jc w:val="left"/>
+            </w:pPr>
+            <w:r>
+              <w:t xml:space="preserve">“</w:t>
+            </w:r>
+            <w:r>
+              <w:t xml:space="preserve">MTS / MTO / DIS ART / TINTING</w:t>
+            </w:r>
+            <w:r>
+              <w:t xml:space="preserve">”</w:t>
+            </w:r>
+            <w:r>
+              <w:t xml:space="preserve">: four values against a two-value, 3-character domain; no codes or descriptions given</w:t>
+            </w:r>
+          </w:p>
+        </w:tc>
+        <w:tc>
+          <w:tcPr/>
+          <w:p>
+            <w:pPr>
+              <w:pStyle w:val="Compact"/>
+              <w:jc w:val="left"/>
+            </w:pPr>
+            <w:r>
+              <w:t xml:space="preserve">Every header</w:t>
+            </w:r>
+          </w:p>
+        </w:tc>
+        <w:tc>
+          <w:tcPr/>
+          <w:p>
+            <w:pPr>
+              <w:pStyle w:val="Compact"/>
+              <w:jc w:val="left"/>
+            </w:pPr>
+            <w:r>
+              <w:t xml:space="preserve">M3</w:t>
+            </w:r>
+          </w:p>
+        </w:tc>
+      </w:tr>
+      <w:tr>
+        <w:tc>
+          <w:tcPr/>
+          <w:p>
+            <w:pPr>
+              <w:pStyle w:val="Compact"/>
+              <w:jc w:val="left"/>
+            </w:pPr>
+            <w:r>
+              <w:t xml:space="preserve">F11</w:t>
+            </w:r>
+          </w:p>
+        </w:tc>
+        <w:tc>
+          <w:tcPr/>
+          <w:p>
+            <w:pPr>
+              <w:pStyle w:val="Compact"/>
+              <w:jc w:val="left"/>
+            </w:pPr>
+            <w:r>
+              <w:t xml:space="preserve">KL and crore formulas repeat</w:t>
+            </w:r>
+            <w:r>
+              <w:t xml:space="preserve"> </w:t>
+            </w:r>
+            <w:r>
+              <w:t xml:space="preserve">“</w:t>
+            </w:r>
+            <w:r>
+              <w:t xml:space="preserve">April 25</w:t>
+            </w:r>
+            <w:r>
+              <w:t xml:space="preserve">”</w:t>
+            </w:r>
+            <w:r>
+              <w:t xml:space="preserve"> </w:t>
+            </w:r>
+            <w:r>
+              <w:t xml:space="preserve">for all twelve months</w:t>
+            </w:r>
+          </w:p>
+        </w:tc>
+        <w:tc>
+          <w:tcPr/>
+          <w:p>
+            <w:pPr>
+              <w:pStyle w:val="Compact"/>
+              <w:jc w:val="left"/>
+            </w:pPr>
+            <w:r>
+              <w:t xml:space="preserve">RADIO BUTTON 1 rows 92–116</w:t>
+            </w:r>
+          </w:p>
+        </w:tc>
+        <w:tc>
+          <w:tcPr/>
+          <w:p>
+            <w:pPr>
+              <w:pStyle w:val="Compact"/>
+              <w:jc w:val="left"/>
+            </w:pPr>
+            <w:r>
+              <w:t xml:space="preserve">P14</w:t>
+            </w:r>
+          </w:p>
+        </w:tc>
+      </w:tr>
+      <w:tr>
+        <w:tc>
+          <w:tcPr/>
+          <w:p>
+            <w:pPr>
+              <w:pStyle w:val="Compact"/>
+              <w:jc w:val="left"/>
+            </w:pPr>
+            <w:r>
+              <w:t xml:space="preserve">F12</w:t>
+            </w:r>
+          </w:p>
+        </w:tc>
+        <w:tc>
+          <w:tcPr/>
+          <w:p>
+            <w:pPr>
+              <w:pStyle w:val="Compact"/>
+              <w:jc w:val="left"/>
+            </w:pPr>
+            <w:r>
+              <w:t xml:space="preserve">KL formula divides by 1000; the illustration row (100 × 10 = 1000) does not</w:t>
+            </w:r>
+          </w:p>
+        </w:tc>
+        <w:tc>
+          <w:tcPr/>
+          <w:p>
+            <w:pPr>
+              <w:pStyle w:val="Compact"/>
+              <w:jc w:val="left"/>
+            </w:pPr>
+            <w:r>
+              <w:t xml:space="preserve">RADIO BUTTON 1 rows 12, 92</w:t>
+            </w:r>
+          </w:p>
+        </w:tc>
+        <w:tc>
+          <w:tcPr/>
+          <w:p>
+            <w:pPr>
+              <w:pStyle w:val="Compact"/>
+              <w:jc w:val="left"/>
+            </w:pPr>
+            <w:r>
+              <w:t xml:space="preserve">P12</w:t>
+            </w:r>
+          </w:p>
+        </w:tc>
+      </w:tr>
+      <w:tr>
+        <w:tc>
+          <w:tcPr/>
+          <w:p>
+            <w:pPr>
+              <w:pStyle w:val="Compact"/>
+              <w:jc w:val="left"/>
+            </w:pPr>
+            <w:r>
+              <w:t xml:space="preserve">F13</w:t>
+            </w:r>
+          </w:p>
+        </w:tc>
+        <w:tc>
+          <w:tcPr/>
+          <w:p>
+            <w:pPr>
+              <w:pStyle w:val="Compact"/>
+              <w:jc w:val="left"/>
+            </w:pPr>
+            <w:r>
+              <w:t xml:space="preserve">Crore formula does not say which quantity in quarterly and monthly: the split month or the final month including the additional</w:t>
+            </w:r>
+          </w:p>
+        </w:tc>
+        <w:tc>
+          <w:tcPr/>
+          <w:p>
+            <w:pPr>
+              <w:pStyle w:val="Compact"/>
+              <w:jc w:val="left"/>
+            </w:pPr>
+            <w:r>
+              <w:t xml:space="preserve">RADIO BUTTON 1 rows 104–116</w:t>
+            </w:r>
+          </w:p>
+        </w:tc>
+        <w:tc>
+          <w:tcPr/>
+          <w:p>
+            <w:pPr>
+              <w:pStyle w:val="Compact"/>
+              <w:jc w:val="left"/>
+            </w:pPr>
+            <w:r>
+              <w:t xml:space="preserve">P12, P13</w:t>
+            </w:r>
+          </w:p>
+        </w:tc>
+      </w:tr>
+      <w:tr>
+        <w:tc>
+          <w:tcPr/>
+          <w:p>
+            <w:pPr>
+              <w:pStyle w:val="Compact"/>
+              <w:jc w:val="left"/>
+            </w:pPr>
+            <w:r>
+              <w:t xml:space="preserve">F14</w:t>
+            </w:r>
+          </w:p>
+        </w:tc>
+        <w:tc>
+          <w:tcPr/>
+          <w:p>
+            <w:pPr>
+              <w:pStyle w:val="Compact"/>
+              <w:jc w:val="left"/>
+            </w:pPr>
+            <w:r>
+              <w:t xml:space="preserve">Material Group 3 and 4 defined in the logic rows, absent from every header</w:t>
+            </w:r>
+          </w:p>
+        </w:tc>
+        <w:tc>
+          <w:tcPr/>
+          <w:p>
+            <w:pPr>
+              <w:pStyle w:val="Compact"/>
+              <w:jc w:val="left"/>
+            </w:pPr>
+            <w:r>
+              <w:t xml:space="preserve">Quarter rows 32–33</w:t>
+            </w:r>
+          </w:p>
+        </w:tc>
+        <w:tc>
+          <w:tcPr/>
+          <w:p>
+            <w:pPr>
+              <w:pStyle w:val="Compact"/>
+              <w:jc w:val="left"/>
+            </w:pPr>
+            <w:r>
+              <w:t xml:space="preserve">P08, Q5</w:t>
+            </w:r>
+          </w:p>
+        </w:tc>
+      </w:tr>
+      <w:tr>
+        <w:tc>
+          <w:tcPr/>
+          <w:p>
+            <w:pPr>
+              <w:pStyle w:val="Compact"/>
+              <w:jc w:val="left"/>
+            </w:pPr>
+            <w:r>
+              <w:t xml:space="preserve">F15</w:t>
+            </w:r>
+          </w:p>
+        </w:tc>
+        <w:tc>
+          <w:tcPr/>
+          <w:p>
+            <w:pPr>
+              <w:pStyle w:val="Compact"/>
+              <w:jc w:val="left"/>
+            </w:pPr>
+            <w:r>
+              <w:t xml:space="preserve">A UOM column is defined in the logic (</w:t>
+            </w:r>
+            <w:r>
+              <w:rPr>
+                <w:rStyle w:val="VerbatimChar"/>
+              </w:rPr>
+              <w:t xml:space="preserve">MARA-MEINS</w:t>
+            </w:r>
+            <w:r>
+              <w:t xml:space="preserve">) but appears in no header</w:t>
+            </w:r>
+          </w:p>
+        </w:tc>
+        <w:tc>
+          <w:tcPr/>
+          <w:p>
+            <w:pPr>
+              <w:pStyle w:val="Compact"/>
+              <w:jc w:val="left"/>
+            </w:pPr>
+            <w:r>
+              <w:t xml:space="preserve">RADIO BUTTON 1 row 86</w:t>
+            </w:r>
+          </w:p>
+        </w:tc>
+        <w:tc>
+          <w:tcPr/>
+          <w:p>
+            <w:pPr>
+              <w:pStyle w:val="Compact"/>
+              <w:jc w:val="left"/>
+            </w:pPr>
+            <w:r>
+              <w:t xml:space="preserve">not built</w:t>
+            </w:r>
+          </w:p>
+        </w:tc>
+      </w:tr>
+      <w:tr>
+        <w:tc>
+          <w:tcPr/>
+          <w:p>
+            <w:pPr>
+              <w:pStyle w:val="Compact"/>
+              <w:jc w:val="left"/>
+            </w:pPr>
+            <w:r>
+              <w:t xml:space="preserve">F16</w:t>
+            </w:r>
+          </w:p>
+        </w:tc>
+        <w:tc>
+          <w:tcPr/>
+          <w:p>
+            <w:pPr>
+              <w:pStyle w:val="Compact"/>
+              <w:jc w:val="left"/>
+            </w:pPr>
+            <w:r>
+              <w:t xml:space="preserve">Final report: Month and Quarter both marked mandatory</w:t>
+            </w:r>
+          </w:p>
+        </w:tc>
+        <w:tc>
+          <w:tcPr/>
+          <w:p>
+            <w:pPr>
+              <w:pStyle w:val="Compact"/>
+              <w:jc w:val="left"/>
+            </w:pPr>
+            <w:r>
+              <w:t xml:space="preserve">Sheet1 rows 104–105</w:t>
+            </w:r>
+          </w:p>
+        </w:tc>
+        <w:tc>
+          <w:tcPr/>
+          <w:p>
+            <w:pPr>
+              <w:pStyle w:val="Compact"/>
+              <w:jc w:val="left"/>
+            </w:pPr>
+            <w:r>
+              <w:t xml:space="preserve">Q9</w:t>
+            </w:r>
+          </w:p>
+        </w:tc>
+      </w:tr>
+      <w:tr>
+        <w:tc>
+          <w:tcPr/>
+          <w:p>
+            <w:pPr>
+              <w:pStyle w:val="Compact"/>
+              <w:jc w:val="left"/>
+            </w:pPr>
+            <w:r>
+              <w:t xml:space="preserve">F17</w:t>
+            </w:r>
+          </w:p>
+        </w:tc>
+        <w:tc>
+          <w:tcPr/>
+          <w:p>
+            <w:pPr>
+              <w:pStyle w:val="Compact"/>
+              <w:jc w:val="left"/>
+            </w:pPr>
+            <w:r>
+              <w:t xml:space="preserve">Two layouts for the final report: Sheet1 (with forecast number, no month) and the Consolidated sheet (with month and material-group selection, no forecast number)</w:t>
+            </w:r>
+          </w:p>
+        </w:tc>
+        <w:tc>
+          <w:tcPr/>
+          <w:p>
+            <w:pPr>
+              <w:pStyle w:val="Compact"/>
+              <w:jc w:val="left"/>
+            </w:pPr>
+            <w:r>
+              <w:t xml:space="preserve">Sheet1 rows 98–108; Consolidated</w:t>
+            </w:r>
+          </w:p>
+        </w:tc>
+        <w:tc>
+          <w:tcPr/>
+          <w:p>
+            <w:pPr>
+              <w:pStyle w:val="Compact"/>
+              <w:jc w:val="left"/>
+            </w:pPr>
+            <w:r>
+              <w:t xml:space="preserve">P24</w:t>
+            </w:r>
+          </w:p>
+        </w:tc>
+      </w:tr>
+      <w:tr>
+        <w:tc>
+          <w:tcPr/>
+          <w:p>
+            <w:pPr>
+              <w:pStyle w:val="Compact"/>
+              <w:jc w:val="left"/>
+            </w:pPr>
+            <w:r>
+              <w:t xml:space="preserve">F18</w:t>
+            </w:r>
+          </w:p>
+        </w:tc>
+        <w:tc>
+          <w:tcPr/>
+          <w:p>
+            <w:pPr>
+              <w:pStyle w:val="Compact"/>
+              <w:jc w:val="left"/>
+            </w:pPr>
+            <w:r>
+              <w:t xml:space="preserve">Quantity per carton mapped to</w:t>
+            </w:r>
+            <w:r>
+              <w:t xml:space="preserve"> </w:t>
+            </w:r>
+            <w:r>
+              <w:rPr>
+                <w:rStyle w:val="VerbatimChar"/>
+              </w:rPr>
+              <w:t xml:space="preserve">MVKE-AUMNG</w:t>
+            </w:r>
+            <w:r>
+              <w:t xml:space="preserve">, whose SAP meaning is minimum order quantity</w:t>
+            </w:r>
+          </w:p>
+        </w:tc>
+        <w:tc>
+          <w:tcPr/>
+          <w:p>
+            <w:pPr>
+              <w:pStyle w:val="Compact"/>
+              <w:jc w:val="left"/>
+            </w:pPr>
+            <w:r>
+              <w:t xml:space="preserve">RADIO BUTTON 1 row 91</w:t>
+            </w:r>
+          </w:p>
+        </w:tc>
+        <w:tc>
+          <w:tcPr/>
+          <w:p>
+            <w:pPr>
+              <w:pStyle w:val="Compact"/>
+              <w:jc w:val="left"/>
+            </w:pPr>
+            <w:r>
+              <w:t xml:space="preserve">Q2</w:t>
+            </w:r>
+          </w:p>
+        </w:tc>
+      </w:tr>
+      <w:tr>
+        <w:tc>
+          <w:tcPr/>
+          <w:p>
+            <w:pPr>
+              <w:pStyle w:val="Compact"/>
+              <w:jc w:val="left"/>
+            </w:pPr>
+            <w:r>
+              <w:t xml:space="preserve">F19</w:t>
+            </w:r>
+          </w:p>
+        </w:tc>
+        <w:tc>
+          <w:tcPr/>
+          <w:p>
+            <w:pPr>
+              <w:pStyle w:val="Compact"/>
+              <w:jc w:val="left"/>
+            </w:pPr>
+            <w:r>
+              <w:t xml:space="preserve">“</w:t>
+            </w:r>
+            <w:r>
+              <w:t xml:space="preserve">VBRP-SHKZG is not equal to blank</w:t>
+            </w:r>
+            <w:r>
+              <w:t xml:space="preserve">”</w:t>
+            </w:r>
+            <w:r>
+              <w:t xml:space="preserve"> </w:t>
+            </w:r>
+            <w:r>
+              <w:t xml:space="preserve">— selects returns only. Carried over from the Adhesive FS, where it was verified wrong in the system on 21.08.2026</w:t>
+            </w:r>
+          </w:p>
+        </w:tc>
+        <w:tc>
+          <w:tcPr/>
+          <w:p>
+            <w:pPr>
+              <w:pStyle w:val="Compact"/>
+              <w:jc w:val="left"/>
+            </w:pPr>
+            <w:r>
+              <w:t xml:space="preserve">Quarter row 26</w:t>
+            </w:r>
+          </w:p>
+        </w:tc>
+        <w:tc>
+          <w:tcPr/>
+          <w:p>
+            <w:pPr>
+              <w:pStyle w:val="Compact"/>
+              <w:jc w:val="left"/>
+            </w:pPr>
+            <w:r>
+              <w:t xml:space="preserve">P03</w:t>
+            </w:r>
+          </w:p>
+        </w:tc>
+      </w:tr>
+      <w:tr>
+        <w:tc>
+          <w:tcPr/>
+          <w:p>
+            <w:pPr>
+              <w:pStyle w:val="Compact"/>
+              <w:jc w:val="left"/>
+            </w:pPr>
+            <w:r>
+              <w:t xml:space="preserve">F20</w:t>
+            </w:r>
+          </w:p>
+        </w:tc>
+        <w:tc>
+          <w:tcPr/>
+          <w:p>
+            <w:pPr>
+              <w:pStyle w:val="Compact"/>
+              <w:jc w:val="left"/>
+            </w:pPr>
+            <w:r>
+              <w:t xml:space="preserve">Old material codes summed from</w:t>
+            </w:r>
+            <w:r>
+              <w:t xml:space="preserve"> </w:t>
+            </w:r>
+            <w:r>
+              <w:rPr>
+                <w:rStyle w:val="VerbatimChar"/>
+              </w:rPr>
+              <w:t xml:space="preserve">MATDOC-MENGE</w:t>
+            </w:r>
+            <w:r>
+              <w:t xml:space="preserve"> </w:t>
+            </w:r>
+            <w:r>
+              <w:t xml:space="preserve">while the list reads billing quantity — the Adhesive FS defect M2, carried over. Adhesive built old codes on billing on 15/09/26</w:t>
+            </w:r>
+          </w:p>
+        </w:tc>
+        <w:tc>
+          <w:tcPr/>
+          <w:p>
+            <w:pPr>
+              <w:pStyle w:val="Compact"/>
+              <w:jc w:val="left"/>
+            </w:pPr>
+            <w:r>
+              <w:t xml:space="preserve">Quarter row 35</w:t>
+            </w:r>
+          </w:p>
+        </w:tc>
+        <w:tc>
+          <w:tcPr/>
+          <w:p>
+            <w:pPr>
+              <w:pStyle w:val="Compact"/>
+              <w:jc w:val="left"/>
+            </w:pPr>
+            <w:r>
+              <w:t xml:space="preserve">P03</w:t>
+            </w:r>
+          </w:p>
+        </w:tc>
+      </w:tr>
+      <w:tr>
+        <w:tc>
+          <w:tcPr/>
+          <w:p>
+            <w:pPr>
+              <w:pStyle w:val="Compact"/>
+              <w:jc w:val="left"/>
+            </w:pPr>
+            <w:r>
+              <w:t xml:space="preserve">F21</w:t>
+            </w:r>
+          </w:p>
+        </w:tc>
+        <w:tc>
+          <w:tcPr/>
+          <w:p>
+            <w:pPr>
+              <w:pStyle w:val="Compact"/>
+              <w:jc w:val="left"/>
+            </w:pPr>
+            <w:r>
+              <w:t xml:space="preserve">Monthly sales-history source not stated (copy of the quarterly sheet). Adhesive moved monthly from MATDOC 601 to billing on 15/09/26</w:t>
+            </w:r>
+          </w:p>
+        </w:tc>
+        <w:tc>
+          <w:tcPr/>
+          <w:p>
+            <w:pPr>
+              <w:pStyle w:val="Compact"/>
+              <w:jc w:val="left"/>
+            </w:pPr>
+            <w:r>
+              <w:t xml:space="preserve">Month sheet</w:t>
+            </w:r>
+          </w:p>
+        </w:tc>
+        <w:tc>
+          <w:tcPr/>
+          <w:p>
+            <w:pPr>
+              <w:pStyle w:val="Compact"/>
+              <w:jc w:val="left"/>
+            </w:pPr>
+            <w:r>
+              <w:t xml:space="preserve">P03</w:t>
+            </w:r>
+          </w:p>
+        </w:tc>
+      </w:tr>
+      <w:tr>
+        <w:tc>
+          <w:tcPr/>
+          <w:p>
+            <w:pPr>
+              <w:pStyle w:val="Compact"/>
+              <w:jc w:val="left"/>
+            </w:pPr>
+            <w:r>
+              <w:t xml:space="preserve">F22</w:t>
+            </w:r>
+          </w:p>
+        </w:tc>
+        <w:tc>
+          <w:tcPr/>
+          <w:p>
+            <w:pPr>
+              <w:pStyle w:val="Compact"/>
+              <w:jc w:val="left"/>
+            </w:pPr>
+            <w:r>
+              <w:t xml:space="preserve">“</w:t>
+            </w:r>
+            <w:r>
+              <w:t xml:space="preserve">Last 3 years sales data upload</w:t>
+            </w:r>
+            <w:r>
+              <w:t xml:space="preserve">”</w:t>
+            </w:r>
+            <w:r>
+              <w:t xml:space="preserve"> </w:t>
+            </w:r>
+            <w:r>
+              <w:t xml:space="preserve">— three years are uploaded but only the previous year is used by any formula</w:t>
+            </w:r>
+          </w:p>
+        </w:tc>
+        <w:tc>
+          <w:tcPr/>
+          <w:p>
+            <w:pPr>
+              <w:pStyle w:val="Compact"/>
+              <w:jc w:val="left"/>
+            </w:pPr>
+            <w:r>
+              <w:t xml:space="preserve">Sheet1 rows 48, 85</w:t>
+            </w:r>
+          </w:p>
+        </w:tc>
+        <w:tc>
+          <w:tcPr/>
+          <w:p>
+            <w:pPr>
+              <w:pStyle w:val="Compact"/>
+              <w:jc w:val="left"/>
+            </w:pPr>
+            <w:r>
+              <w:t xml:space="preserve">P04</w:t>
+            </w:r>
+          </w:p>
+        </w:tc>
+      </w:tr>
+      <w:tr>
+        <w:tc>
+          <w:tcPr/>
+          <w:p>
+            <w:pPr>
+              <w:pStyle w:val="Compact"/>
+              <w:jc w:val="left"/>
+            </w:pPr>
+            <w:r>
+              <w:t xml:space="preserve">F23</w:t>
+            </w:r>
+          </w:p>
+        </w:tc>
+        <w:tc>
+          <w:tcPr/>
+          <w:p>
+            <w:pPr>
+              <w:pStyle w:val="Compact"/>
+              <w:jc w:val="left"/>
+            </w:pPr>
+            <w:r>
+              <w:t xml:space="preserve">Date-range alternative (</w:t>
+            </w:r>
+            <w:r>
+              <w:t xml:space="preserve">“</w:t>
+            </w:r>
+            <w:r>
+              <w:t xml:space="preserve">last year 3 months forward and current year last 3 months</w:t>
+            </w:r>
+            <w:r>
+              <w:t xml:space="preserve">”</w:t>
+            </w:r>
+            <w:r>
+              <w:t xml:space="preserve">) does not say how a range off a quarter boundary is handled. Adhesive C08 applies</w:t>
+            </w:r>
+          </w:p>
+        </w:tc>
+        <w:tc>
+          <w:tcPr/>
+          <w:p>
+            <w:pPr>
+              <w:pStyle w:val="Compact"/>
+              <w:jc w:val="left"/>
+            </w:pPr>
+            <w:r>
+              <w:t xml:space="preserve">Sheet1 row 39</w:t>
+            </w:r>
+          </w:p>
+        </w:tc>
+        <w:tc>
+          <w:tcPr/>
+          <w:p>
+            <w:pPr>
+              <w:pStyle w:val="Compact"/>
+              <w:jc w:val="left"/>
+            </w:pPr>
+            <w:r>
+              <w:t xml:space="preserve">P03</w:t>
+            </w:r>
+          </w:p>
+        </w:tc>
+      </w:tr>
+      <w:tr>
+        <w:tc>
+          <w:tcPr/>
+          <w:p>
+            <w:pPr>
+              <w:pStyle w:val="Compact"/>
+              <w:jc w:val="left"/>
+            </w:pPr>
+            <w:r>
+              <w:t xml:space="preserve">F24</w:t>
+            </w:r>
+          </w:p>
+        </w:tc>
+        <w:tc>
+          <w:tcPr/>
+          <w:p>
+            <w:pPr>
+              <w:pStyle w:val="Compact"/>
+              <w:jc w:val="left"/>
+            </w:pPr>
+            <w:r>
+              <w:t xml:space="preserve">Quarterly sample rows show</w:t>
+            </w:r>
+            <w:r>
+              <w:t xml:space="preserve"> </w:t>
+            </w:r>
+            <w:r>
+              <w:rPr>
+                <w:rStyle w:val="VerbatimChar"/>
+              </w:rPr>
+              <w:t xml:space="preserve">#DIV/0!</w:t>
+            </w:r>
+            <w:r>
+              <w:t xml:space="preserve"> </w:t>
+            </w:r>
+            <w:r>
+              <w:t xml:space="preserve">in the month-split columns, so the split cannot be verified against the example</w:t>
+            </w:r>
+          </w:p>
+        </w:tc>
+        <w:tc>
+          <w:tcPr/>
+          <w:p>
+            <w:pPr>
+              <w:pStyle w:val="Compact"/>
+              <w:jc w:val="left"/>
+            </w:pPr>
+            <w:r>
+              <w:t xml:space="preserve">Quarter rows 18–22</w:t>
+            </w:r>
+          </w:p>
+        </w:tc>
+        <w:tc>
+          <w:tcPr/>
+          <w:p>
+            <w:pPr>
+              <w:pStyle w:val="Compact"/>
+              <w:jc w:val="left"/>
+            </w:pPr>
+            <w:r>
+              <w:t xml:space="preserve">Q10</w:t>
+            </w:r>
+          </w:p>
+        </w:tc>
+      </w:tr>
+      <w:tr>
+        <w:tc>
+          <w:tcPr/>
+          <w:p>
+            <w:pPr>
+              <w:pStyle w:val="Compact"/>
+              <w:jc w:val="left"/>
+            </w:pPr>
+            <w:r>
+              <w:t xml:space="preserve">F25</w:t>
+            </w:r>
+          </w:p>
+        </w:tc>
+        <w:tc>
+          <w:tcPr/>
+          <w:p>
+            <w:pPr>
+              <w:pStyle w:val="Compact"/>
+              <w:jc w:val="left"/>
+            </w:pPr>
+            <w:r>
+              <w:t xml:space="preserve">The twelve annual tonnage columns and the gross-weight column appear only in the second annual block, not in the first</w:t>
+            </w:r>
+          </w:p>
+        </w:tc>
+        <w:tc>
+          <w:tcPr/>
+          <w:p>
+            <w:pPr>
+              <w:pStyle w:val="Compact"/>
+              <w:jc w:val="left"/>
+            </w:pPr>
+            <w:r>
+              <w:t xml:space="preserve">RADIO BUTTON 1 rows 23, 75</w:t>
+            </w:r>
+          </w:p>
+        </w:tc>
+        <w:tc>
+          <w:tcPr/>
+          <w:p>
+            <w:pPr>
+              <w:pStyle w:val="Compact"/>
+              <w:jc w:val="left"/>
+            </w:pPr>
+            <w:r>
+              <w:t xml:space="preserve">P11</w:t>
+            </w:r>
+          </w:p>
+        </w:tc>
+      </w:tr>
+      <w:tr>
+        <w:tc>
+          <w:tcPr/>
+          <w:p>
+            <w:pPr>
+              <w:pStyle w:val="Compact"/>
+              <w:jc w:val="left"/>
+            </w:pPr>
+            <w:r>
+              <w:t xml:space="preserve">F26</w:t>
+            </w:r>
+          </w:p>
+        </w:tc>
+        <w:tc>
+          <w:tcPr/>
+          <w:p>
+            <w:pPr>
+              <w:pStyle w:val="Compact"/>
+              <w:jc w:val="left"/>
+            </w:pPr>
+            <w:r>
+              <w:t xml:space="preserve">Financial year drawn as two fields (From, To) on Sheet1; one field on the quarter sheet. Adhesive built one field</w:t>
+            </w:r>
+          </w:p>
+        </w:tc>
+        <w:tc>
+          <w:tcPr/>
+          <w:p>
+            <w:pPr>
+              <w:pStyle w:val="Compact"/>
+              <w:jc w:val="left"/>
+            </w:pPr>
+            <w:r>
+              <w:t xml:space="preserve">Sheet1 row 9; Quarter row 8</w:t>
+            </w:r>
+          </w:p>
+        </w:tc>
+        <w:tc>
+          <w:tcPr/>
+          <w:p>
+            <w:pPr>
+              <w:pStyle w:val="Compact"/>
+              <w:jc w:val="left"/>
+            </w:pPr>
+            <w:r>
+              <w:t xml:space="preserve">P19</w:t>
+            </w:r>
+          </w:p>
+        </w:tc>
+      </w:tr>
+      <w:tr>
+        <w:tc>
+          <w:tcPr/>
+          <w:p>
+            <w:pPr>
+              <w:pStyle w:val="Compact"/>
+              <w:jc w:val="left"/>
+            </w:pPr>
+            <w:r>
+              <w:t xml:space="preserve">F27</w:t>
+            </w:r>
+          </w:p>
+        </w:tc>
+        <w:tc>
+          <w:tcPr/>
+          <w:p>
+            <w:pPr>
+              <w:pStyle w:val="Compact"/>
+              <w:jc w:val="left"/>
+            </w:pPr>
+            <w:r>
+              <w:t xml:space="preserve">The Legacy Data checkbox appears on the mode sheets but not on the Sheet1 selection screens</w:t>
+            </w:r>
+          </w:p>
+        </w:tc>
+        <w:tc>
+          <w:tcPr/>
+          <w:p>
+            <w:pPr>
+              <w:pStyle w:val="Compact"/>
+              <w:jc w:val="left"/>
+            </w:pPr>
+            <w:r>
+              <w:t xml:space="preserve">Sheet1 rows 6–10</w:t>
+            </w:r>
+          </w:p>
+        </w:tc>
+        <w:tc>
+          <w:tcPr/>
+          <w:p>
+            <w:pPr>
+              <w:pStyle w:val="Compact"/>
+              <w:jc w:val="left"/>
+            </w:pPr>
+            <w:r>
+              <w:t xml:space="preserve">P19</w:t>
+            </w:r>
+          </w:p>
+        </w:tc>
+      </w:tr>
+      <w:tr>
+        <w:tc>
+          <w:tcPr/>
+          <w:p>
+            <w:pPr>
+              <w:pStyle w:val="Compact"/>
+              <w:jc w:val="left"/>
+            </w:pPr>
+            <w:r>
+              <w:t xml:space="preserve">F28</w:t>
+            </w:r>
+          </w:p>
+        </w:tc>
+        <w:tc>
+          <w:tcPr/>
+          <w:p>
+            <w:pPr>
+              <w:pStyle w:val="Compact"/>
+              <w:jc w:val="left"/>
+            </w:pPr>
+            <w:r>
+              <w:t xml:space="preserve">No version, date, approval, message list, authorisation matrix or test scenarios</w:t>
+            </w:r>
+          </w:p>
+        </w:tc>
+        <w:tc>
+          <w:tcPr/>
+          <w:p>
+            <w:pPr>
+              <w:pStyle w:val="Compact"/>
+              <w:jc w:val="left"/>
+            </w:pPr>
+            <w:r>
+              <w:t xml:space="preserve">Whole document</w:t>
+            </w:r>
+          </w:p>
+        </w:tc>
+        <w:tc>
+          <w:tcPr/>
+          <w:p>
+            <w:pPr>
+              <w:pStyle w:val="Compact"/>
+              <w:jc w:val="left"/>
+            </w:pPr>
+            <w:r>
+              <w:t xml:space="preserve">Q10</w:t>
+            </w:r>
+          </w:p>
+        </w:tc>
+      </w:tr>
+    </w:tbl>
+    <w:bookmarkEnd w:id="32"/>
+    <w:bookmarkEnd w:id="33"/>
     <w:sectPr/>
   </w:body>
 </w:document>

--- a/kpmg/zpp_forecast_paints/docs/ZFORECAST_Paints_Assumptions_and_Queries.docx
+++ b/kpmg/zpp_forecast_paints/docs/ZFORECAST_Paints_Assumptions_and_Queries.docx
@@ -393,6 +393,190 @@
         </w:tc>
       </w:tr>
     </w:tbl>
+    <w:p>
+      <w:pPr>
+        <w:pStyle w:val="BlockText"/>
+      </w:pPr>
+      <w:r>
+        <w:rPr>
+          <w:bCs/>
+          <w:b/>
+        </w:rPr>
+        <w:t xml:space="preserve">Status note, 23/10/26.</w:t>
+      </w:r>
+      <w:r>
+        <w:t xml:space="preserve"> </w:t>
+      </w:r>
+      <w:r>
+        <w:t xml:space="preserve">This is the v2 document of 19/10/26, kept as issued. Since then:</w:t>
+      </w:r>
+      <w:r>
+        <w:t xml:space="preserve"> </w:t>
+      </w:r>
+      <w:r>
+        <w:t xml:space="preserve">P01, P21 and P26 — the separate Paints upload</w:t>
+      </w:r>
+      <w:r>
+        <w:t xml:space="preserve"> </w:t>
+      </w:r>
+      <w:r>
+        <w:rPr>
+          <w:rStyle w:val="VerbatimChar"/>
+        </w:rPr>
+        <w:t xml:space="preserve">ZPP_FORECAST_PAINTS_UPL</w:t>
+      </w:r>
+      <w:r>
+        <w:t xml:space="preserve"> </w:t>
+      </w:r>
+      <w:r>
+        <w:t xml:space="preserve">/</w:t>
+      </w:r>
+      <w:r>
+        <w:t xml:space="preserve"> </w:t>
+      </w:r>
+      <w:r>
+        <w:rPr>
+          <w:rStyle w:val="VerbatimChar"/>
+        </w:rPr>
+        <w:t xml:space="preserve">ZFCST_PAINTS_UPL</w:t>
+      </w:r>
+      <w:r>
+        <w:t xml:space="preserve"> </w:t>
+      </w:r>
+      <w:r>
+        <w:t xml:space="preserve">was withdrawn on 22/10; its two uploads live in the Adhesive</w:t>
+      </w:r>
+      <w:r>
+        <w:t xml:space="preserve"> </w:t>
+      </w:r>
+      <w:r>
+        <w:rPr>
+          <w:rStyle w:val="VerbatimChar"/>
+        </w:rPr>
+        <w:t xml:space="preserve">ZPP_FORECAST_UPLOAD</w:t>
+      </w:r>
+      <w:r>
+        <w:t xml:space="preserve"> </w:t>
+      </w:r>
+      <w:r>
+        <w:t xml:space="preserve">(ZFCST_UPL,</w:t>
+      </w:r>
+      <w:r>
+        <w:t xml:space="preserve"> </w:t>
+      </w:r>
+      <w:r>
+        <w:t xml:space="preserve">ninth radio button Brand, four-value indicator). P16 — the Paints columns are now also</w:t>
+      </w:r>
+      <w:r>
+        <w:t xml:space="preserve"> </w:t>
+      </w:r>
+      <w:r>
+        <w:rPr>
+          <w:bCs/>
+          <w:b/>
+        </w:rPr>
+        <w:t xml:space="preserve">saved</w:t>
+      </w:r>
+      <w:r>
+        <w:t xml:space="preserve">,</w:t>
+      </w:r>
+      <w:r>
+        <w:t xml:space="preserve"> </w:t>
+      </w:r>
+      <w:r>
+        <w:t xml:space="preserve">into</w:t>
+      </w:r>
+      <w:r>
+        <w:t xml:space="preserve"> </w:t>
+      </w:r>
+      <w:r>
+        <w:rPr>
+          <w:rStyle w:val="VerbatimChar"/>
+        </w:rPr>
+        <w:t xml:space="preserve">ZPPT_PNT_FCST_YR</w:t>
+      </w:r>
+      <w:r>
+        <w:t xml:space="preserve"> </w:t>
+      </w:r>
+      <w:r>
+        <w:t xml:space="preserve">/</w:t>
+      </w:r>
+      <w:r>
+        <w:t xml:space="preserve"> </w:t>
+      </w:r>
+      <w:r>
+        <w:rPr>
+          <w:rStyle w:val="VerbatimChar"/>
+        </w:rPr>
+        <w:t xml:space="preserve">_QT</w:t>
+      </w:r>
+      <w:r>
+        <w:t xml:space="preserve"> </w:t>
+      </w:r>
+      <w:r>
+        <w:t xml:space="preserve">/</w:t>
+      </w:r>
+      <w:r>
+        <w:t xml:space="preserve"> </w:t>
+      </w:r>
+      <w:r>
+        <w:rPr>
+          <w:rStyle w:val="VerbatimChar"/>
+        </w:rPr>
+        <w:t xml:space="preserve">_MN</w:t>
+      </w:r>
+      <w:r>
+        <w:t xml:space="preserve">. M4 — sales organisation 4000 is hardcoded in</w:t>
+      </w:r>
+      <w:r>
+        <w:t xml:space="preserve"> </w:t>
+      </w:r>
+      <w:r>
+        <w:rPr>
+          <w:rStyle w:val="VerbatimChar"/>
+        </w:rPr>
+        <w:t xml:space="preserve">ZCL_PP_FCST_PNT</w:t>
+      </w:r>
+      <w:r>
+        <w:t xml:space="preserve">, not configured. The queries themselves are still unanswered.</w:t>
+      </w:r>
+      <w:r>
+        <w:t xml:space="preserve"> </w:t>
+      </w:r>
+      <w:r>
+        <w:t xml:space="preserve">Current state:</w:t>
+      </w:r>
+      <w:r>
+        <w:t xml:space="preserve"> </w:t>
+      </w:r>
+      <w:r>
+        <w:rPr>
+          <w:rStyle w:val="VerbatimChar"/>
+        </w:rPr>
+        <w:t xml:space="preserve">HANDOVER.md</w:t>
+      </w:r>
+      <w:r>
+        <w:t xml:space="preserve"> </w:t>
+      </w:r>
+      <w:r>
+        <w:t xml:space="preserve">and</w:t>
+      </w:r>
+      <w:r>
+        <w:t xml:space="preserve"> </w:t>
+      </w:r>
+      <w:r>
+        <w:rPr>
+          <w:rStyle w:val="VerbatimChar"/>
+        </w:rPr>
+        <w:t xml:space="preserve">ISSUES.md</w:t>
+      </w:r>
+      <w:r>
+        <w:t xml:space="preserve"> </w:t>
+      </w:r>
+      <w:r>
+        <w:t xml:space="preserve">in the folder above.</w:t>
+      </w:r>
+    </w:p>
     <w:bookmarkStart w:id="21" w:name="Xeb8d4d3b9705bcc23f187a7bfbfa6a4661a18cb"/>
     <w:p>
       <w:pPr>
